--- a/Ứng dụng đặt món FoodNow.docx
+++ b/Ứng dụng đặt món FoodNow.docx
@@ -49,12 +49,16 @@
       <w:pPr>
         <w:pStyle w:val="Heading1"/>
         <w:rPr>
+          <w:sz w:val="32"/>
+          <w:szCs w:val="32"/>
           <w:lang w:val="en-US"/>
         </w:rPr>
       </w:pPr>
       <w:proofErr w:type="spellStart"/>
       <w:r>
         <w:rPr>
+          <w:sz w:val="32"/>
+          <w:szCs w:val="32"/>
           <w:lang w:val="en-US"/>
         </w:rPr>
         <w:t>Bước</w:t>
@@ -62,6 +66,8 @@
       <w:proofErr w:type="spellEnd"/>
       <w:r>
         <w:rPr>
+          <w:sz w:val="32"/>
+          <w:szCs w:val="32"/>
           <w:lang w:val="en-US"/>
         </w:rPr>
         <w:t xml:space="preserve"> 1:</w:t>
@@ -104,12 +110,16 @@
               <w:rPr>
                 <w:b/>
                 <w:bCs/>
+                <w:sz w:val="32"/>
+                <w:szCs w:val="32"/>
               </w:rPr>
             </w:pPr>
             <w:r>
               <w:rPr>
                 <w:b/>
                 <w:bCs/>
+                <w:sz w:val="32"/>
+                <w:szCs w:val="32"/>
               </w:rPr>
               <w:t>Mã</w:t>
             </w:r>
@@ -132,12 +142,16 @@
               <w:rPr>
                 <w:b/>
                 <w:bCs/>
+                <w:sz w:val="32"/>
+                <w:szCs w:val="32"/>
               </w:rPr>
             </w:pPr>
             <w:r>
               <w:rPr>
                 <w:b/>
                 <w:bCs/>
+                <w:sz w:val="32"/>
+                <w:szCs w:val="32"/>
               </w:rPr>
               <w:t>Kết quả và lý do</w:t>
             </w:r>
@@ -161,7 +175,17 @@
             <w:hideMark/>
           </w:tcPr>
           <w:p>
-            <w:r>
+            <w:pPr>
+              <w:rPr>
+                <w:sz w:val="32"/>
+                <w:szCs w:val="32"/>
+              </w:rPr>
+            </w:pPr>
+            <w:r>
+              <w:rPr>
+                <w:sz w:val="32"/>
+                <w:szCs w:val="32"/>
+              </w:rPr>
               <w:t>US1</w:t>
             </w:r>
           </w:p>
@@ -179,7 +203,17 @@
             <w:hideMark/>
           </w:tcPr>
           <w:p>
-            <w:r>
+            <w:pPr>
+              <w:rPr>
+                <w:sz w:val="32"/>
+                <w:szCs w:val="32"/>
+              </w:rPr>
+            </w:pPr>
+            <w:r>
+              <w:rPr>
+                <w:sz w:val="32"/>
+                <w:szCs w:val="32"/>
+              </w:rPr>
               <w:t>Đạt: vai trò rõ, một việc, có lợi ích, thử được bằng cách chọn loại món rồi xem kết quả.</w:t>
             </w:r>
           </w:p>
@@ -202,7 +236,17 @@
             <w:hideMark/>
           </w:tcPr>
           <w:p>
-            <w:r>
+            <w:pPr>
+              <w:rPr>
+                <w:sz w:val="32"/>
+                <w:szCs w:val="32"/>
+              </w:rPr>
+            </w:pPr>
+            <w:r>
+              <w:rPr>
+                <w:sz w:val="32"/>
+                <w:szCs w:val="32"/>
+              </w:rPr>
               <w:t>US2</w:t>
             </w:r>
           </w:p>
@@ -222,12 +266,16 @@
           <w:p>
             <w:pPr>
               <w:rPr>
+                <w:sz w:val="32"/>
+                <w:szCs w:val="32"/>
                 <w:lang w:val="en-US"/>
               </w:rPr>
             </w:pPr>
             <w:proofErr w:type="spellStart"/>
             <w:r>
               <w:rPr>
+                <w:sz w:val="32"/>
+                <w:szCs w:val="32"/>
                 <w:lang w:val="en-US"/>
               </w:rPr>
               <w:t>Không</w:t>
@@ -235,6 +283,8 @@
             <w:proofErr w:type="spellEnd"/>
             <w:r>
               <w:rPr>
+                <w:sz w:val="32"/>
+                <w:szCs w:val="32"/>
                 <w:lang w:val="en-US"/>
               </w:rPr>
               <w:t xml:space="preserve"> </w:t>
@@ -242,6 +292,8 @@
             <w:proofErr w:type="spellStart"/>
             <w:r>
               <w:rPr>
+                <w:sz w:val="32"/>
+                <w:szCs w:val="32"/>
                 <w:lang w:val="en-US"/>
               </w:rPr>
               <w:t>đạt</w:t>
@@ -249,18 +301,24 @@
             <w:proofErr w:type="spellEnd"/>
             <w:r>
               <w:rPr>
+                <w:sz w:val="32"/>
+                <w:szCs w:val="32"/>
                 <w:lang w:val="en-US"/>
               </w:rPr>
               <w:t xml:space="preserve">: </w:t>
             </w:r>
             <w:r>
               <w:rPr>
+                <w:sz w:val="32"/>
+                <w:szCs w:val="32"/>
                 <w:lang w:val="en-US"/>
               </w:rPr>
               <w:t xml:space="preserve">E, </w:t>
             </w:r>
             <w:r>
               <w:rPr>
+                <w:sz w:val="32"/>
+                <w:szCs w:val="32"/>
                 <w:lang w:val="en-US"/>
               </w:rPr>
               <w:t xml:space="preserve">Lý do </w:t>
@@ -268,6 +326,8 @@
             <w:proofErr w:type="spellStart"/>
             <w:r>
               <w:rPr>
+                <w:sz w:val="32"/>
+                <w:szCs w:val="32"/>
                 <w:lang w:val="en-US"/>
               </w:rPr>
               <w:t>là</w:t>
@@ -275,6 +335,8 @@
             <w:proofErr w:type="spellEnd"/>
             <w:r>
               <w:rPr>
+                <w:sz w:val="32"/>
+                <w:szCs w:val="32"/>
                 <w:lang w:val="en-US"/>
               </w:rPr>
               <w:t xml:space="preserve"> </w:t>
@@ -282,6 +344,8 @@
             <w:proofErr w:type="spellStart"/>
             <w:r>
               <w:rPr>
+                <w:sz w:val="32"/>
+                <w:szCs w:val="32"/>
                 <w:lang w:val="en-US"/>
               </w:rPr>
               <w:t>tiêu</w:t>
@@ -289,6 +353,8 @@
             <w:proofErr w:type="spellEnd"/>
             <w:r>
               <w:rPr>
+                <w:sz w:val="32"/>
+                <w:szCs w:val="32"/>
                 <w:lang w:val="en-US"/>
               </w:rPr>
               <w:t xml:space="preserve"> </w:t>
@@ -296,6 +362,8 @@
             <w:proofErr w:type="spellStart"/>
             <w:r>
               <w:rPr>
+                <w:sz w:val="32"/>
+                <w:szCs w:val="32"/>
                 <w:lang w:val="en-US"/>
               </w:rPr>
               <w:t>chí</w:t>
@@ -303,6 +371,8 @@
             <w:proofErr w:type="spellEnd"/>
             <w:r>
               <w:rPr>
+                <w:sz w:val="32"/>
+                <w:szCs w:val="32"/>
                 <w:lang w:val="en-US"/>
               </w:rPr>
               <w:t xml:space="preserve"> “</w:t>
@@ -310,6 +380,44 @@
             <w:proofErr w:type="spellStart"/>
             <w:r>
               <w:rPr>
+                <w:sz w:val="32"/>
+                <w:szCs w:val="32"/>
+                <w:lang w:val="en-US"/>
+              </w:rPr>
+              <w:t>đẹp</w:t>
+            </w:r>
+            <w:proofErr w:type="spellEnd"/>
+            <w:r>
+              <w:rPr>
+                <w:sz w:val="32"/>
+                <w:szCs w:val="32"/>
+                <w:lang w:val="en-US"/>
+              </w:rPr>
+              <w:t xml:space="preserve"> </w:t>
+            </w:r>
+            <w:proofErr w:type="spellStart"/>
+            <w:r>
+              <w:rPr>
+                <w:sz w:val="32"/>
+                <w:szCs w:val="32"/>
+                <w:lang w:val="en-US"/>
+              </w:rPr>
+              <w:t>và</w:t>
+            </w:r>
+            <w:proofErr w:type="spellEnd"/>
+            <w:r>
+              <w:rPr>
+                <w:sz w:val="32"/>
+                <w:szCs w:val="32"/>
+                <w:lang w:val="en-US"/>
+              </w:rPr>
+              <w:t xml:space="preserve"> </w:t>
+            </w:r>
+            <w:proofErr w:type="spellStart"/>
+            <w:r>
+              <w:rPr>
+                <w:sz w:val="32"/>
+                <w:szCs w:val="32"/>
                 <w:lang w:val="en-US"/>
               </w:rPr>
               <w:t>dễ</w:t>
@@ -317,6 +425,8 @@
             <w:proofErr w:type="spellEnd"/>
             <w:r>
               <w:rPr>
+                <w:sz w:val="32"/>
+                <w:szCs w:val="32"/>
                 <w:lang w:val="en-US"/>
               </w:rPr>
               <w:t xml:space="preserve"> </w:t>
@@ -324,6 +434,8 @@
             <w:proofErr w:type="spellStart"/>
             <w:r>
               <w:rPr>
+                <w:sz w:val="32"/>
+                <w:szCs w:val="32"/>
                 <w:lang w:val="en-US"/>
               </w:rPr>
               <w:t>dùng</w:t>
@@ -331,6 +443,8 @@
             <w:proofErr w:type="spellEnd"/>
             <w:r>
               <w:rPr>
+                <w:sz w:val="32"/>
+                <w:szCs w:val="32"/>
                 <w:lang w:val="en-US"/>
               </w:rPr>
               <w:t xml:space="preserve">” </w:t>
@@ -338,6 +452,8 @@
             <w:proofErr w:type="spellStart"/>
             <w:r>
               <w:rPr>
+                <w:sz w:val="32"/>
+                <w:szCs w:val="32"/>
                 <w:lang w:val="en-US"/>
               </w:rPr>
               <w:t>quá</w:t>
@@ -345,6 +461,8 @@
             <w:proofErr w:type="spellEnd"/>
             <w:r>
               <w:rPr>
+                <w:sz w:val="32"/>
+                <w:szCs w:val="32"/>
                 <w:lang w:val="en-US"/>
               </w:rPr>
               <w:t xml:space="preserve"> </w:t>
@@ -352,6 +470,8 @@
             <w:proofErr w:type="spellStart"/>
             <w:r>
               <w:rPr>
+                <w:sz w:val="32"/>
+                <w:szCs w:val="32"/>
                 <w:lang w:val="en-US"/>
               </w:rPr>
               <w:t>mơ</w:t>
@@ -359,6 +479,8 @@
             <w:proofErr w:type="spellEnd"/>
             <w:r>
               <w:rPr>
+                <w:sz w:val="32"/>
+                <w:szCs w:val="32"/>
                 <w:lang w:val="en-US"/>
               </w:rPr>
               <w:t xml:space="preserve"> </w:t>
@@ -366,6 +488,8 @@
             <w:proofErr w:type="spellStart"/>
             <w:r>
               <w:rPr>
+                <w:sz w:val="32"/>
+                <w:szCs w:val="32"/>
                 <w:lang w:val="en-US"/>
               </w:rPr>
               <w:t>hồ</w:t>
@@ -373,6 +497,8 @@
             <w:proofErr w:type="spellEnd"/>
             <w:r>
               <w:rPr>
+                <w:sz w:val="32"/>
+                <w:szCs w:val="32"/>
                 <w:lang w:val="en-US"/>
               </w:rPr>
               <w:t>.</w:t>
@@ -397,7 +523,17 @@
             <w:hideMark/>
           </w:tcPr>
           <w:p>
-            <w:r>
+            <w:pPr>
+              <w:rPr>
+                <w:sz w:val="32"/>
+                <w:szCs w:val="32"/>
+              </w:rPr>
+            </w:pPr>
+            <w:r>
+              <w:rPr>
+                <w:sz w:val="32"/>
+                <w:szCs w:val="32"/>
+              </w:rPr>
               <w:t>US3</w:t>
             </w:r>
           </w:p>
@@ -417,12 +553,16 @@
           <w:p>
             <w:pPr>
               <w:rPr>
+                <w:sz w:val="32"/>
+                <w:szCs w:val="32"/>
                 <w:lang w:val="en-US"/>
               </w:rPr>
             </w:pPr>
             <w:proofErr w:type="spellStart"/>
             <w:r>
               <w:rPr>
+                <w:sz w:val="32"/>
+                <w:szCs w:val="32"/>
                 <w:lang w:val="en-US"/>
               </w:rPr>
               <w:t>Không</w:t>
@@ -430,6 +570,8 @@
             <w:proofErr w:type="spellEnd"/>
             <w:r>
               <w:rPr>
+                <w:sz w:val="32"/>
+                <w:szCs w:val="32"/>
                 <w:lang w:val="en-US"/>
               </w:rPr>
               <w:t xml:space="preserve"> </w:t>
@@ -438,12 +580,16 @@
             <w:proofErr w:type="gramStart"/>
             <w:r>
               <w:rPr>
+                <w:sz w:val="32"/>
+                <w:szCs w:val="32"/>
                 <w:lang w:val="en-US"/>
               </w:rPr>
               <w:t>đạt:</w:t>
             </w:r>
             <w:r>
               <w:rPr>
+                <w:sz w:val="32"/>
+                <w:szCs w:val="32"/>
                 <w:lang w:val="en-US"/>
               </w:rPr>
               <w:t>V</w:t>
@@ -452,6 +598,8 @@
             <w:proofErr w:type="gramEnd"/>
             <w:r>
               <w:rPr>
+                <w:sz w:val="32"/>
+                <w:szCs w:val="32"/>
                 <w:lang w:val="en-US"/>
               </w:rPr>
               <w:t xml:space="preserve">, S; </w:t>
@@ -459,6 +607,8 @@
             <w:proofErr w:type="spellStart"/>
             <w:r>
               <w:rPr>
+                <w:sz w:val="32"/>
+                <w:szCs w:val="32"/>
                 <w:lang w:val="en-US"/>
               </w:rPr>
               <w:t>Vì</w:t>
@@ -466,6 +616,8 @@
             <w:proofErr w:type="spellEnd"/>
             <w:r>
               <w:rPr>
+                <w:sz w:val="32"/>
+                <w:szCs w:val="32"/>
                 <w:lang w:val="en-US"/>
               </w:rPr>
               <w:t xml:space="preserve"> </w:t>
@@ -473,6 +625,8 @@
             <w:proofErr w:type="spellStart"/>
             <w:r>
               <w:rPr>
+                <w:sz w:val="32"/>
+                <w:szCs w:val="32"/>
                 <w:lang w:val="en-US"/>
               </w:rPr>
               <w:t>không</w:t>
@@ -480,6 +634,8 @@
             <w:proofErr w:type="spellEnd"/>
             <w:r>
               <w:rPr>
+                <w:sz w:val="32"/>
+                <w:szCs w:val="32"/>
                 <w:lang w:val="en-US"/>
               </w:rPr>
               <w:t xml:space="preserve"> </w:t>
@@ -487,6 +643,8 @@
             <w:proofErr w:type="spellStart"/>
             <w:r>
               <w:rPr>
+                <w:sz w:val="32"/>
+                <w:szCs w:val="32"/>
                 <w:lang w:val="en-US"/>
               </w:rPr>
               <w:t>mang</w:t>
@@ -494,6 +652,8 @@
             <w:proofErr w:type="spellEnd"/>
             <w:r>
               <w:rPr>
+                <w:sz w:val="32"/>
+                <w:szCs w:val="32"/>
                 <w:lang w:val="en-US"/>
               </w:rPr>
               <w:t xml:space="preserve"> </w:t>
@@ -501,6 +661,8 @@
             <w:proofErr w:type="spellStart"/>
             <w:r>
               <w:rPr>
+                <w:sz w:val="32"/>
+                <w:szCs w:val="32"/>
                 <w:lang w:val="en-US"/>
               </w:rPr>
               <w:t>lại</w:t>
@@ -508,6 +670,8 @@
             <w:proofErr w:type="spellEnd"/>
             <w:r>
               <w:rPr>
+                <w:sz w:val="32"/>
+                <w:szCs w:val="32"/>
                 <w:lang w:val="en-US"/>
               </w:rPr>
               <w:t xml:space="preserve"> </w:t>
@@ -515,6 +679,8 @@
             <w:proofErr w:type="spellStart"/>
             <w:r>
               <w:rPr>
+                <w:sz w:val="32"/>
+                <w:szCs w:val="32"/>
                 <w:lang w:val="en-US"/>
               </w:rPr>
               <w:t>lợi</w:t>
@@ -522,6 +688,8 @@
             <w:proofErr w:type="spellEnd"/>
             <w:r>
               <w:rPr>
+                <w:sz w:val="32"/>
+                <w:szCs w:val="32"/>
                 <w:lang w:val="en-US"/>
               </w:rPr>
               <w:t xml:space="preserve"> </w:t>
@@ -529,6 +697,8 @@
             <w:proofErr w:type="spellStart"/>
             <w:r>
               <w:rPr>
+                <w:sz w:val="32"/>
+                <w:szCs w:val="32"/>
                 <w:lang w:val="en-US"/>
               </w:rPr>
               <w:t>ích</w:t>
@@ -536,6 +706,8 @@
             <w:proofErr w:type="spellEnd"/>
             <w:r>
               <w:rPr>
+                <w:sz w:val="32"/>
+                <w:szCs w:val="32"/>
                 <w:lang w:val="en-US"/>
               </w:rPr>
               <w:t xml:space="preserve"> </w:t>
@@ -543,6 +715,8 @@
             <w:proofErr w:type="spellStart"/>
             <w:r>
               <w:rPr>
+                <w:sz w:val="32"/>
+                <w:szCs w:val="32"/>
                 <w:lang w:val="en-US"/>
               </w:rPr>
               <w:t>cho</w:t>
@@ -550,6 +724,8 @@
             <w:proofErr w:type="spellEnd"/>
             <w:r>
               <w:rPr>
+                <w:sz w:val="32"/>
+                <w:szCs w:val="32"/>
                 <w:lang w:val="en-US"/>
               </w:rPr>
               <w:t xml:space="preserve"> </w:t>
@@ -557,6 +733,8 @@
             <w:proofErr w:type="spellStart"/>
             <w:r>
               <w:rPr>
+                <w:sz w:val="32"/>
+                <w:szCs w:val="32"/>
                 <w:lang w:val="en-US"/>
               </w:rPr>
               <w:t>khách</w:t>
@@ -564,6 +742,8 @@
             <w:proofErr w:type="spellEnd"/>
             <w:r>
               <w:rPr>
+                <w:sz w:val="32"/>
+                <w:szCs w:val="32"/>
                 <w:lang w:val="en-US"/>
               </w:rPr>
               <w:t xml:space="preserve"> </w:t>
@@ -571,6 +751,8 @@
             <w:proofErr w:type="spellStart"/>
             <w:r>
               <w:rPr>
+                <w:sz w:val="32"/>
+                <w:szCs w:val="32"/>
                 <w:lang w:val="en-US"/>
               </w:rPr>
               <w:t>hàng</w:t>
@@ -578,6 +760,8 @@
             <w:proofErr w:type="spellEnd"/>
             <w:r>
               <w:rPr>
+                <w:sz w:val="32"/>
+                <w:szCs w:val="32"/>
                 <w:lang w:val="en-US"/>
               </w:rPr>
               <w:t xml:space="preserve"> </w:t>
@@ -585,6 +769,8 @@
             <w:proofErr w:type="spellStart"/>
             <w:r>
               <w:rPr>
+                <w:sz w:val="32"/>
+                <w:szCs w:val="32"/>
                 <w:lang w:val="en-US"/>
               </w:rPr>
               <w:t>và</w:t>
@@ -592,6 +778,8 @@
             <w:proofErr w:type="spellEnd"/>
             <w:r>
               <w:rPr>
+                <w:sz w:val="32"/>
+                <w:szCs w:val="32"/>
                 <w:lang w:val="en-US"/>
               </w:rPr>
               <w:t xml:space="preserve"> </w:t>
@@ -599,6 +787,8 @@
             <w:proofErr w:type="spellStart"/>
             <w:r>
               <w:rPr>
+                <w:sz w:val="32"/>
+                <w:szCs w:val="32"/>
                 <w:lang w:val="en-US"/>
               </w:rPr>
               <w:t>quy</w:t>
@@ -606,6 +796,8 @@
             <w:proofErr w:type="spellEnd"/>
             <w:r>
               <w:rPr>
+                <w:sz w:val="32"/>
+                <w:szCs w:val="32"/>
                 <w:lang w:val="en-US"/>
               </w:rPr>
               <w:t xml:space="preserve"> </w:t>
@@ -613,6 +805,8 @@
             <w:proofErr w:type="spellStart"/>
             <w:r>
               <w:rPr>
+                <w:sz w:val="32"/>
+                <w:szCs w:val="32"/>
                 <w:lang w:val="en-US"/>
               </w:rPr>
               <w:t>mô</w:t>
@@ -620,6 +814,8 @@
             <w:proofErr w:type="spellEnd"/>
             <w:r>
               <w:rPr>
+                <w:sz w:val="32"/>
+                <w:szCs w:val="32"/>
                 <w:lang w:val="en-US"/>
               </w:rPr>
               <w:t xml:space="preserve"> “</w:t>
@@ -627,6 +823,8 @@
             <w:proofErr w:type="spellStart"/>
             <w:r>
               <w:rPr>
+                <w:sz w:val="32"/>
+                <w:szCs w:val="32"/>
                 <w:lang w:val="en-US"/>
               </w:rPr>
               <w:t>giao</w:t>
@@ -634,6 +832,8 @@
             <w:proofErr w:type="spellEnd"/>
             <w:r>
               <w:rPr>
+                <w:sz w:val="32"/>
+                <w:szCs w:val="32"/>
                 <w:lang w:val="en-US"/>
               </w:rPr>
               <w:t xml:space="preserve"> </w:t>
@@ -641,6 +841,8 @@
             <w:proofErr w:type="spellStart"/>
             <w:r>
               <w:rPr>
+                <w:sz w:val="32"/>
+                <w:szCs w:val="32"/>
                 <w:lang w:val="en-US"/>
               </w:rPr>
               <w:t>diện</w:t>
@@ -648,6 +850,8 @@
             <w:proofErr w:type="spellEnd"/>
             <w:r>
               <w:rPr>
+                <w:sz w:val="32"/>
+                <w:szCs w:val="32"/>
                 <w:lang w:val="en-US"/>
               </w:rPr>
               <w:t xml:space="preserve"> </w:t>
@@ -655,6 +859,8 @@
             <w:proofErr w:type="spellStart"/>
             <w:r>
               <w:rPr>
+                <w:sz w:val="32"/>
+                <w:szCs w:val="32"/>
                 <w:lang w:val="en-US"/>
               </w:rPr>
               <w:t>món</w:t>
@@ -662,6 +868,8 @@
             <w:proofErr w:type="spellEnd"/>
             <w:r>
               <w:rPr>
+                <w:sz w:val="32"/>
+                <w:szCs w:val="32"/>
                 <w:lang w:val="en-US"/>
               </w:rPr>
               <w:t xml:space="preserve"> </w:t>
@@ -669,6 +877,8 @@
             <w:proofErr w:type="spellStart"/>
             <w:r>
               <w:rPr>
+                <w:sz w:val="32"/>
+                <w:szCs w:val="32"/>
                 <w:lang w:val="en-US"/>
               </w:rPr>
               <w:t>ăn</w:t>
@@ -676,6 +886,8 @@
             <w:proofErr w:type="spellEnd"/>
             <w:r>
               <w:rPr>
+                <w:sz w:val="32"/>
+                <w:szCs w:val="32"/>
                 <w:lang w:val="en-US"/>
               </w:rPr>
               <w:t xml:space="preserve">” </w:t>
@@ -683,6 +895,8 @@
             <w:proofErr w:type="spellStart"/>
             <w:r>
               <w:rPr>
+                <w:sz w:val="32"/>
+                <w:szCs w:val="32"/>
                 <w:lang w:val="en-US"/>
               </w:rPr>
               <w:t>quá</w:t>
@@ -690,6 +904,8 @@
             <w:proofErr w:type="spellEnd"/>
             <w:r>
               <w:rPr>
+                <w:sz w:val="32"/>
+                <w:szCs w:val="32"/>
                 <w:lang w:val="en-US"/>
               </w:rPr>
               <w:t xml:space="preserve"> </w:t>
@@ -697,6 +913,8 @@
             <w:proofErr w:type="spellStart"/>
             <w:r>
               <w:rPr>
+                <w:sz w:val="32"/>
+                <w:szCs w:val="32"/>
                 <w:lang w:val="en-US"/>
               </w:rPr>
               <w:t>lớn</w:t>
@@ -704,6 +922,8 @@
             <w:proofErr w:type="spellEnd"/>
             <w:r>
               <w:rPr>
+                <w:sz w:val="32"/>
+                <w:szCs w:val="32"/>
                 <w:lang w:val="en-US"/>
               </w:rPr>
               <w:t xml:space="preserve"> </w:t>
@@ -711,6 +931,8 @@
             <w:proofErr w:type="spellStart"/>
             <w:r>
               <w:rPr>
+                <w:sz w:val="32"/>
+                <w:szCs w:val="32"/>
                 <w:lang w:val="en-US"/>
               </w:rPr>
               <w:t>và</w:t>
@@ -718,6 +940,8 @@
             <w:proofErr w:type="spellEnd"/>
             <w:r>
               <w:rPr>
+                <w:sz w:val="32"/>
+                <w:szCs w:val="32"/>
                 <w:lang w:val="en-US"/>
               </w:rPr>
               <w:t xml:space="preserve"> </w:t>
@@ -725,6 +949,8 @@
             <w:proofErr w:type="spellStart"/>
             <w:r>
               <w:rPr>
+                <w:sz w:val="32"/>
+                <w:szCs w:val="32"/>
                 <w:lang w:val="en-US"/>
               </w:rPr>
               <w:t>mơ</w:t>
@@ -732,6 +958,8 @@
             <w:proofErr w:type="spellEnd"/>
             <w:r>
               <w:rPr>
+                <w:sz w:val="32"/>
+                <w:szCs w:val="32"/>
                 <w:lang w:val="en-US"/>
               </w:rPr>
               <w:t xml:space="preserve"> </w:t>
@@ -739,6 +967,8 @@
             <w:proofErr w:type="spellStart"/>
             <w:r>
               <w:rPr>
+                <w:sz w:val="32"/>
+                <w:szCs w:val="32"/>
                 <w:lang w:val="en-US"/>
               </w:rPr>
               <w:t>hồ</w:t>
@@ -764,7 +994,17 @@
             <w:hideMark/>
           </w:tcPr>
           <w:p>
-            <w:r>
+            <w:pPr>
+              <w:rPr>
+                <w:sz w:val="32"/>
+                <w:szCs w:val="32"/>
+              </w:rPr>
+            </w:pPr>
+            <w:r>
+              <w:rPr>
+                <w:sz w:val="32"/>
+                <w:szCs w:val="32"/>
+              </w:rPr>
               <w:t>US4</w:t>
             </w:r>
           </w:p>
@@ -784,12 +1024,16 @@
           <w:p>
             <w:pPr>
               <w:rPr>
+                <w:sz w:val="32"/>
+                <w:szCs w:val="32"/>
                 <w:lang w:val="en-US"/>
               </w:rPr>
             </w:pPr>
             <w:proofErr w:type="spellStart"/>
             <w:r>
               <w:rPr>
+                <w:sz w:val="32"/>
+                <w:szCs w:val="32"/>
                 <w:lang w:val="en-US"/>
               </w:rPr>
               <w:t>Không</w:t>
@@ -797,6 +1041,8 @@
             <w:proofErr w:type="spellEnd"/>
             <w:r>
               <w:rPr>
+                <w:sz w:val="32"/>
+                <w:szCs w:val="32"/>
                 <w:lang w:val="en-US"/>
               </w:rPr>
               <w:t xml:space="preserve"> </w:t>
@@ -804,6 +1050,8 @@
             <w:proofErr w:type="spellStart"/>
             <w:r>
               <w:rPr>
+                <w:sz w:val="32"/>
+                <w:szCs w:val="32"/>
                 <w:lang w:val="en-US"/>
               </w:rPr>
               <w:t>đạt</w:t>
@@ -811,19 +1059,33 @@
             <w:proofErr w:type="spellEnd"/>
             <w:r>
               <w:rPr>
+                <w:sz w:val="32"/>
+                <w:szCs w:val="32"/>
                 <w:lang w:val="en-US"/>
               </w:rPr>
               <w:t xml:space="preserve">: </w:t>
             </w:r>
             <w:r>
               <w:rPr>
-                <w:lang w:val="en-US"/>
-              </w:rPr>
-              <w:t xml:space="preserve">P, </w:t>
+                <w:sz w:val="32"/>
+                <w:szCs w:val="32"/>
+                <w:lang w:val="en-US"/>
+              </w:rPr>
+              <w:t>S</w:t>
+            </w:r>
+            <w:r>
+              <w:rPr>
+                <w:sz w:val="32"/>
+                <w:szCs w:val="32"/>
+                <w:lang w:val="en-US"/>
+              </w:rPr>
+              <w:t xml:space="preserve">, </w:t>
             </w:r>
             <w:proofErr w:type="spellStart"/>
             <w:r>
               <w:rPr>
+                <w:sz w:val="32"/>
+                <w:szCs w:val="32"/>
                 <w:lang w:val="en-US"/>
               </w:rPr>
               <w:t>Đang</w:t>
@@ -831,6 +1093,8 @@
             <w:proofErr w:type="spellEnd"/>
             <w:r>
               <w:rPr>
+                <w:sz w:val="32"/>
+                <w:szCs w:val="32"/>
                 <w:lang w:val="en-US"/>
               </w:rPr>
               <w:t xml:space="preserve"> </w:t>
@@ -838,6 +1102,8 @@
             <w:proofErr w:type="spellStart"/>
             <w:r>
               <w:rPr>
+                <w:sz w:val="32"/>
+                <w:szCs w:val="32"/>
                 <w:lang w:val="en-US"/>
               </w:rPr>
               <w:t>có</w:t>
@@ -845,6 +1111,8 @@
             <w:proofErr w:type="spellEnd"/>
             <w:r>
               <w:rPr>
+                <w:sz w:val="32"/>
+                <w:szCs w:val="32"/>
                 <w:lang w:val="en-US"/>
               </w:rPr>
               <w:t xml:space="preserve"> 2 </w:t>
@@ -852,6 +1120,8 @@
             <w:proofErr w:type="spellStart"/>
             <w:r>
               <w:rPr>
+                <w:sz w:val="32"/>
+                <w:szCs w:val="32"/>
                 <w:lang w:val="en-US"/>
               </w:rPr>
               <w:t>mục</w:t>
@@ -859,6 +1129,8 @@
             <w:proofErr w:type="spellEnd"/>
             <w:r>
               <w:rPr>
+                <w:sz w:val="32"/>
+                <w:szCs w:val="32"/>
                 <w:lang w:val="en-US"/>
               </w:rPr>
               <w:t xml:space="preserve"> </w:t>
@@ -866,6 +1138,8 @@
             <w:proofErr w:type="spellStart"/>
             <w:r>
               <w:rPr>
+                <w:sz w:val="32"/>
+                <w:szCs w:val="32"/>
                 <w:lang w:val="en-US"/>
               </w:rPr>
               <w:t>tiêu</w:t>
@@ -873,6 +1147,8 @@
             <w:proofErr w:type="spellEnd"/>
             <w:r>
               <w:rPr>
+                <w:sz w:val="32"/>
+                <w:szCs w:val="32"/>
                 <w:lang w:val="en-US"/>
               </w:rPr>
               <w:t xml:space="preserve"> </w:t>
@@ -880,6 +1156,8 @@
             <w:proofErr w:type="spellStart"/>
             <w:r>
               <w:rPr>
+                <w:sz w:val="32"/>
+                <w:szCs w:val="32"/>
                 <w:lang w:val="en-US"/>
               </w:rPr>
               <w:t>trong</w:t>
@@ -887,6 +1165,8 @@
             <w:proofErr w:type="spellEnd"/>
             <w:r>
               <w:rPr>
+                <w:sz w:val="32"/>
+                <w:szCs w:val="32"/>
                 <w:lang w:val="en-US"/>
               </w:rPr>
               <w:t xml:space="preserve"> </w:t>
@@ -894,6 +1174,8 @@
             <w:proofErr w:type="spellStart"/>
             <w:r>
               <w:rPr>
+                <w:sz w:val="32"/>
+                <w:szCs w:val="32"/>
                 <w:lang w:val="en-US"/>
               </w:rPr>
               <w:t>cùng</w:t>
@@ -901,6 +1183,8 @@
             <w:proofErr w:type="spellEnd"/>
             <w:r>
               <w:rPr>
+                <w:sz w:val="32"/>
+                <w:szCs w:val="32"/>
                 <w:lang w:val="en-US"/>
               </w:rPr>
               <w:t xml:space="preserve"> </w:t>
@@ -908,6 +1192,8 @@
             <w:proofErr w:type="spellStart"/>
             <w:r>
               <w:rPr>
+                <w:sz w:val="32"/>
+                <w:szCs w:val="32"/>
                 <w:lang w:val="en-US"/>
               </w:rPr>
               <w:t>một</w:t>
@@ -915,6 +1201,8 @@
             <w:proofErr w:type="spellEnd"/>
             <w:r>
               <w:rPr>
+                <w:sz w:val="32"/>
+                <w:szCs w:val="32"/>
                 <w:lang w:val="en-US"/>
               </w:rPr>
               <w:t xml:space="preserve"> user story vi </w:t>
@@ -922,6 +1210,8 @@
             <w:proofErr w:type="spellStart"/>
             <w:r>
               <w:rPr>
+                <w:sz w:val="32"/>
+                <w:szCs w:val="32"/>
                 <w:lang w:val="en-US"/>
               </w:rPr>
               <w:t>phạm</w:t>
@@ -929,6 +1219,8 @@
             <w:proofErr w:type="spellEnd"/>
             <w:r>
               <w:rPr>
+                <w:sz w:val="32"/>
+                <w:szCs w:val="32"/>
                 <w:lang w:val="en-US"/>
               </w:rPr>
               <w:t xml:space="preserve"> </w:t>
@@ -936,6 +1228,8 @@
             <w:proofErr w:type="spellStart"/>
             <w:r>
               <w:rPr>
+                <w:sz w:val="32"/>
+                <w:szCs w:val="32"/>
                 <w:lang w:val="en-US"/>
               </w:rPr>
               <w:t>tính</w:t>
@@ -943,6 +1237,8 @@
             <w:proofErr w:type="spellEnd"/>
             <w:r>
               <w:rPr>
+                <w:sz w:val="32"/>
+                <w:szCs w:val="32"/>
                 <w:lang w:val="en-US"/>
               </w:rPr>
               <w:t xml:space="preserve"> </w:t>
@@ -950,6 +1246,8 @@
             <w:proofErr w:type="spellStart"/>
             <w:r>
               <w:rPr>
+                <w:sz w:val="32"/>
+                <w:szCs w:val="32"/>
                 <w:lang w:val="en-US"/>
               </w:rPr>
               <w:t>nhất</w:t>
@@ -957,6 +1255,8 @@
             <w:proofErr w:type="spellEnd"/>
             <w:r>
               <w:rPr>
+                <w:sz w:val="32"/>
+                <w:szCs w:val="32"/>
                 <w:lang w:val="en-US"/>
               </w:rPr>
               <w:t xml:space="preserve"> </w:t>
@@ -964,6 +1264,8 @@
             <w:proofErr w:type="spellStart"/>
             <w:r>
               <w:rPr>
+                <w:sz w:val="32"/>
+                <w:szCs w:val="32"/>
                 <w:lang w:val="en-US"/>
               </w:rPr>
               <w:t>quán</w:t>
@@ -971,6 +1273,8 @@
             <w:proofErr w:type="spellEnd"/>
             <w:r>
               <w:rPr>
+                <w:sz w:val="32"/>
+                <w:szCs w:val="32"/>
                 <w:lang w:val="en-US"/>
               </w:rPr>
               <w:t>.</w:t>
@@ -983,6 +1287,8 @@
       <w:pPr>
         <w:pStyle w:val="Heading1"/>
         <w:rPr>
+          <w:sz w:val="32"/>
+          <w:szCs w:val="32"/>
           <w:lang w:val="en-US"/>
         </w:rPr>
       </w:pPr>
@@ -991,12 +1297,16 @@
       <w:pPr>
         <w:pStyle w:val="Heading1"/>
         <w:rPr>
+          <w:sz w:val="32"/>
+          <w:szCs w:val="32"/>
           <w:lang w:val="en-US"/>
         </w:rPr>
       </w:pPr>
       <w:proofErr w:type="spellStart"/>
       <w:r>
         <w:rPr>
+          <w:sz w:val="32"/>
+          <w:szCs w:val="32"/>
           <w:lang w:val="en-US"/>
         </w:rPr>
         <w:t>Bước</w:t>
@@ -1004,6 +1314,8 @@
       <w:proofErr w:type="spellEnd"/>
       <w:r>
         <w:rPr>
+          <w:sz w:val="32"/>
+          <w:szCs w:val="32"/>
           <w:lang w:val="en-US"/>
         </w:rPr>
         <w:t xml:space="preserve"> 2:</w:t>
@@ -1012,52 +1324,801 @@
     <w:p>
       <w:pPr>
         <w:rPr>
+          <w:sz w:val="32"/>
+          <w:szCs w:val="32"/>
           <w:lang w:val="en-US"/>
         </w:rPr>
       </w:pPr>
+      <w:proofErr w:type="spellStart"/>
+      <w:r>
+        <w:rPr>
+          <w:sz w:val="32"/>
+          <w:szCs w:val="32"/>
+          <w:lang w:val="en-US"/>
+        </w:rPr>
+        <w:t>Tiêu</w:t>
+      </w:r>
+      <w:proofErr w:type="spellEnd"/>
+      <w:r>
+        <w:rPr>
+          <w:sz w:val="32"/>
+          <w:szCs w:val="32"/>
+          <w:lang w:val="en-US"/>
+        </w:rPr>
+        <w:t xml:space="preserve"> </w:t>
+      </w:r>
+      <w:proofErr w:type="spellStart"/>
+      <w:r>
+        <w:rPr>
+          <w:sz w:val="32"/>
+          <w:szCs w:val="32"/>
+          <w:lang w:val="en-US"/>
+        </w:rPr>
+        <w:t>chí</w:t>
+      </w:r>
+      <w:proofErr w:type="spellEnd"/>
+      <w:r>
+        <w:rPr>
+          <w:sz w:val="32"/>
+          <w:szCs w:val="32"/>
+          <w:lang w:val="en-US"/>
+        </w:rPr>
+        <w:t xml:space="preserve"> “</w:t>
+      </w:r>
+      <w:proofErr w:type="spellStart"/>
+      <w:r>
+        <w:rPr>
+          <w:sz w:val="32"/>
+          <w:szCs w:val="32"/>
+          <w:lang w:val="en-US"/>
+        </w:rPr>
+        <w:t>dễ</w:t>
+      </w:r>
+      <w:proofErr w:type="spellEnd"/>
+      <w:r>
+        <w:rPr>
+          <w:sz w:val="32"/>
+          <w:szCs w:val="32"/>
+          <w:lang w:val="en-US"/>
+        </w:rPr>
+        <w:t xml:space="preserve"> </w:t>
+      </w:r>
+      <w:proofErr w:type="spellStart"/>
+      <w:r>
+        <w:rPr>
+          <w:sz w:val="32"/>
+          <w:szCs w:val="32"/>
+          <w:lang w:val="en-US"/>
+        </w:rPr>
+        <w:t>dùng</w:t>
+      </w:r>
+      <w:proofErr w:type="spellEnd"/>
+      <w:r>
+        <w:rPr>
+          <w:sz w:val="32"/>
+          <w:szCs w:val="32"/>
+          <w:lang w:val="en-US"/>
+        </w:rPr>
+        <w:t xml:space="preserve">” </w:t>
+      </w:r>
+      <w:proofErr w:type="spellStart"/>
+      <w:r>
+        <w:rPr>
+          <w:sz w:val="32"/>
+          <w:szCs w:val="32"/>
+          <w:lang w:val="en-US"/>
+        </w:rPr>
+        <w:t>đo</w:t>
+      </w:r>
+      <w:proofErr w:type="spellEnd"/>
+      <w:r>
+        <w:rPr>
+          <w:sz w:val="32"/>
+          <w:szCs w:val="32"/>
+          <w:lang w:val="en-US"/>
+        </w:rPr>
+        <w:t xml:space="preserve"> </w:t>
+      </w:r>
+      <w:proofErr w:type="spellStart"/>
+      <w:r>
+        <w:rPr>
+          <w:sz w:val="32"/>
+          <w:szCs w:val="32"/>
+          <w:lang w:val="en-US"/>
+        </w:rPr>
+        <w:t>được</w:t>
+      </w:r>
+      <w:proofErr w:type="spellEnd"/>
+      <w:r>
+        <w:rPr>
+          <w:sz w:val="32"/>
+          <w:szCs w:val="32"/>
+          <w:lang w:val="en-US"/>
+        </w:rPr>
+        <w:t xml:space="preserve"> </w:t>
+      </w:r>
+      <w:proofErr w:type="spellStart"/>
+      <w:r>
+        <w:rPr>
+          <w:sz w:val="32"/>
+          <w:szCs w:val="32"/>
+          <w:lang w:val="en-US"/>
+        </w:rPr>
+        <w:t>là</w:t>
+      </w:r>
+      <w:proofErr w:type="spellEnd"/>
+      <w:r>
+        <w:rPr>
+          <w:sz w:val="32"/>
+          <w:szCs w:val="32"/>
+          <w:lang w:val="en-US"/>
+        </w:rPr>
+        <w:t xml:space="preserve"> </w:t>
+      </w:r>
+      <w:r>
+        <w:rPr>
+          <w:sz w:val="32"/>
+          <w:szCs w:val="32"/>
+          <w:lang w:val="en-US"/>
+        </w:rPr>
+        <w:t xml:space="preserve"> </w:t>
+      </w:r>
+      <w:r>
+        <w:rPr>
+          <w:rFonts w:ascii="Arial" w:hAnsi="Arial" w:cs="Arial"/>
+          <w:color w:val="000000"/>
+          <w:sz w:val="32"/>
+          <w:szCs w:val="32"/>
+        </w:rPr>
+        <w:br/>
+        <w:t>Là một khách hàng, tôi muốn giao diện đặt món đẹp</w:t>
+      </w:r>
+      <w:r>
+        <w:rPr>
+          <w:rFonts w:ascii="Arial" w:hAnsi="Arial" w:cs="Arial"/>
+          <w:color w:val="000000"/>
+          <w:sz w:val="32"/>
+          <w:szCs w:val="32"/>
+          <w:lang w:val="en-US"/>
+        </w:rPr>
+        <w:t xml:space="preserve"> </w:t>
+      </w:r>
+      <w:proofErr w:type="spellStart"/>
+      <w:r>
+        <w:rPr>
+          <w:rFonts w:ascii="Arial" w:hAnsi="Arial" w:cs="Arial"/>
+          <w:color w:val="000000"/>
+          <w:sz w:val="32"/>
+          <w:szCs w:val="32"/>
+          <w:lang w:val="en-US"/>
+        </w:rPr>
+        <w:t>phong</w:t>
+      </w:r>
+      <w:proofErr w:type="spellEnd"/>
+      <w:r>
+        <w:rPr>
+          <w:rFonts w:ascii="Arial" w:hAnsi="Arial" w:cs="Arial"/>
+          <w:color w:val="000000"/>
+          <w:sz w:val="32"/>
+          <w:szCs w:val="32"/>
+          <w:lang w:val="en-US"/>
+        </w:rPr>
+        <w:t xml:space="preserve"> </w:t>
+      </w:r>
+      <w:proofErr w:type="spellStart"/>
+      <w:r>
+        <w:rPr>
+          <w:rFonts w:ascii="Arial" w:hAnsi="Arial" w:cs="Arial"/>
+          <w:color w:val="000000"/>
+          <w:sz w:val="32"/>
+          <w:szCs w:val="32"/>
+          <w:lang w:val="en-US"/>
+        </w:rPr>
+        <w:t>cách</w:t>
+      </w:r>
+      <w:proofErr w:type="spellEnd"/>
+      <w:r>
+        <w:rPr>
+          <w:rFonts w:ascii="Arial" w:hAnsi="Arial" w:cs="Arial"/>
+          <w:color w:val="000000"/>
+          <w:sz w:val="32"/>
+          <w:szCs w:val="32"/>
+          <w:lang w:val="en-US"/>
+        </w:rPr>
+        <w:t xml:space="preserve"> </w:t>
+      </w:r>
+      <w:proofErr w:type="spellStart"/>
+      <w:r>
+        <w:rPr>
+          <w:rFonts w:ascii="Arial" w:hAnsi="Arial" w:cs="Arial"/>
+          <w:color w:val="000000"/>
+          <w:sz w:val="32"/>
+          <w:szCs w:val="32"/>
+          <w:lang w:val="en-US"/>
+        </w:rPr>
+        <w:t>trống</w:t>
+      </w:r>
+      <w:proofErr w:type="spellEnd"/>
+      <w:r>
+        <w:rPr>
+          <w:rFonts w:ascii="Arial" w:hAnsi="Arial" w:cs="Arial"/>
+          <w:color w:val="000000"/>
+          <w:sz w:val="32"/>
+          <w:szCs w:val="32"/>
+          <w:lang w:val="en-US"/>
+        </w:rPr>
+        <w:t xml:space="preserve"> </w:t>
+      </w:r>
+      <w:proofErr w:type="spellStart"/>
+      <w:r>
+        <w:rPr>
+          <w:rFonts w:ascii="Arial" w:hAnsi="Arial" w:cs="Arial"/>
+          <w:color w:val="000000"/>
+          <w:sz w:val="32"/>
+          <w:szCs w:val="32"/>
+          <w:lang w:val="en-US"/>
+        </w:rPr>
+        <w:t>đồng</w:t>
+      </w:r>
+      <w:proofErr w:type="spellEnd"/>
+      <w:r>
+        <w:rPr>
+          <w:rFonts w:ascii="Arial" w:hAnsi="Arial" w:cs="Arial"/>
+          <w:color w:val="000000"/>
+          <w:sz w:val="32"/>
+          <w:szCs w:val="32"/>
+          <w:lang w:val="en-US"/>
+        </w:rPr>
+        <w:t xml:space="preserve"> Việt Nam</w:t>
+      </w:r>
+      <w:r>
+        <w:rPr>
+          <w:rFonts w:ascii="Arial" w:hAnsi="Arial" w:cs="Arial"/>
+          <w:color w:val="000000"/>
+          <w:sz w:val="32"/>
+          <w:szCs w:val="32"/>
+        </w:rPr>
+        <w:t xml:space="preserve"> và dễ dùng</w:t>
+      </w:r>
+      <w:r>
+        <w:rPr>
+          <w:rFonts w:ascii="Arial" w:hAnsi="Arial" w:cs="Arial"/>
+          <w:color w:val="000000"/>
+          <w:sz w:val="32"/>
+          <w:szCs w:val="32"/>
+          <w:lang w:val="en-US"/>
+        </w:rPr>
+        <w:t xml:space="preserve"> </w:t>
+      </w:r>
+      <w:proofErr w:type="spellStart"/>
+      <w:r>
+        <w:rPr>
+          <w:sz w:val="32"/>
+          <w:szCs w:val="32"/>
+          <w:lang w:val="en-US"/>
+        </w:rPr>
+        <w:t>chỉ</w:t>
+      </w:r>
+      <w:proofErr w:type="spellEnd"/>
+      <w:r>
+        <w:rPr>
+          <w:sz w:val="32"/>
+          <w:szCs w:val="32"/>
+          <w:lang w:val="en-US"/>
+        </w:rPr>
+        <w:t xml:space="preserve"> </w:t>
+      </w:r>
+      <w:proofErr w:type="spellStart"/>
+      <w:r>
+        <w:rPr>
+          <w:sz w:val="32"/>
+          <w:szCs w:val="32"/>
+          <w:lang w:val="en-US"/>
+        </w:rPr>
+        <w:t>gồm</w:t>
+      </w:r>
+      <w:proofErr w:type="spellEnd"/>
+      <w:r>
+        <w:rPr>
+          <w:sz w:val="32"/>
+          <w:szCs w:val="32"/>
+          <w:lang w:val="en-US"/>
+        </w:rPr>
+        <w:t xml:space="preserve"> 3 </w:t>
+      </w:r>
+      <w:proofErr w:type="spellStart"/>
+      <w:r>
+        <w:rPr>
+          <w:sz w:val="32"/>
+          <w:szCs w:val="32"/>
+          <w:lang w:val="en-US"/>
+        </w:rPr>
+        <w:t>bước</w:t>
+      </w:r>
+      <w:proofErr w:type="spellEnd"/>
+      <w:r>
+        <w:rPr>
+          <w:sz w:val="32"/>
+          <w:szCs w:val="32"/>
+          <w:lang w:val="en-US"/>
+        </w:rPr>
+        <w:t xml:space="preserve"> </w:t>
+      </w:r>
+      <w:proofErr w:type="spellStart"/>
+      <w:r>
+        <w:rPr>
+          <w:sz w:val="32"/>
+          <w:szCs w:val="32"/>
+          <w:lang w:val="en-US"/>
+        </w:rPr>
+        <w:t>đặt</w:t>
+      </w:r>
+      <w:proofErr w:type="spellEnd"/>
+      <w:r>
+        <w:rPr>
+          <w:sz w:val="32"/>
+          <w:szCs w:val="32"/>
+          <w:lang w:val="en-US"/>
+        </w:rPr>
+        <w:t xml:space="preserve"> </w:t>
+      </w:r>
+      <w:proofErr w:type="spellStart"/>
+      <w:r>
+        <w:rPr>
+          <w:sz w:val="32"/>
+          <w:szCs w:val="32"/>
+          <w:lang w:val="en-US"/>
+        </w:rPr>
+        <w:t>món</w:t>
+      </w:r>
+      <w:proofErr w:type="spellEnd"/>
+      <w:r>
+        <w:rPr>
+          <w:sz w:val="32"/>
+          <w:szCs w:val="32"/>
+          <w:lang w:val="en-US"/>
+        </w:rPr>
+        <w:t xml:space="preserve"> </w:t>
+      </w:r>
+      <w:proofErr w:type="spellStart"/>
+      <w:r>
+        <w:rPr>
+          <w:sz w:val="32"/>
+          <w:szCs w:val="32"/>
+          <w:lang w:val="en-US"/>
+        </w:rPr>
+        <w:t>là</w:t>
+      </w:r>
+      <w:proofErr w:type="spellEnd"/>
+      <w:r>
+        <w:rPr>
+          <w:sz w:val="32"/>
+          <w:szCs w:val="32"/>
+          <w:lang w:val="en-US"/>
+        </w:rPr>
+        <w:t xml:space="preserve"> </w:t>
+      </w:r>
+      <w:proofErr w:type="spellStart"/>
+      <w:r>
+        <w:rPr>
+          <w:sz w:val="32"/>
+          <w:szCs w:val="32"/>
+          <w:lang w:val="en-US"/>
+        </w:rPr>
+        <w:t>Chọn</w:t>
+      </w:r>
+      <w:proofErr w:type="spellEnd"/>
+      <w:r>
+        <w:rPr>
+          <w:sz w:val="32"/>
+          <w:szCs w:val="32"/>
+          <w:lang w:val="en-US"/>
+        </w:rPr>
+        <w:t xml:space="preserve"> </w:t>
+      </w:r>
+      <w:proofErr w:type="spellStart"/>
+      <w:r>
+        <w:rPr>
+          <w:sz w:val="32"/>
+          <w:szCs w:val="32"/>
+          <w:lang w:val="en-US"/>
+        </w:rPr>
+        <w:t>món</w:t>
+      </w:r>
+      <w:proofErr w:type="spellEnd"/>
+      <w:r>
+        <w:rPr>
+          <w:sz w:val="32"/>
+          <w:szCs w:val="32"/>
+          <w:lang w:val="en-US"/>
+        </w:rPr>
+        <w:t xml:space="preserve"> -&gt; </w:t>
+      </w:r>
+      <w:proofErr w:type="spellStart"/>
+      <w:r>
+        <w:rPr>
+          <w:sz w:val="32"/>
+          <w:szCs w:val="32"/>
+          <w:lang w:val="en-US"/>
+        </w:rPr>
+        <w:t>Bấm</w:t>
+      </w:r>
+      <w:proofErr w:type="spellEnd"/>
+      <w:r>
+        <w:rPr>
+          <w:sz w:val="32"/>
+          <w:szCs w:val="32"/>
+          <w:lang w:val="en-US"/>
+        </w:rPr>
+        <w:t xml:space="preserve"> </w:t>
+      </w:r>
+      <w:proofErr w:type="spellStart"/>
+      <w:r>
+        <w:rPr>
+          <w:sz w:val="32"/>
+          <w:szCs w:val="32"/>
+          <w:lang w:val="en-US"/>
+        </w:rPr>
+        <w:t>đặt</w:t>
+      </w:r>
+      <w:proofErr w:type="spellEnd"/>
+      <w:r>
+        <w:rPr>
+          <w:sz w:val="32"/>
+          <w:szCs w:val="32"/>
+          <w:lang w:val="en-US"/>
+        </w:rPr>
+        <w:t xml:space="preserve"> </w:t>
+      </w:r>
+      <w:proofErr w:type="spellStart"/>
+      <w:r>
+        <w:rPr>
+          <w:sz w:val="32"/>
+          <w:szCs w:val="32"/>
+          <w:lang w:val="en-US"/>
+        </w:rPr>
+        <w:t>hàng</w:t>
+      </w:r>
+      <w:proofErr w:type="spellEnd"/>
+      <w:r>
+        <w:rPr>
+          <w:sz w:val="32"/>
+          <w:szCs w:val="32"/>
+          <w:lang w:val="en-US"/>
+        </w:rPr>
+        <w:t xml:space="preserve"> -&gt; </w:t>
+      </w:r>
+      <w:proofErr w:type="spellStart"/>
+      <w:r>
+        <w:rPr>
+          <w:sz w:val="32"/>
+          <w:szCs w:val="32"/>
+          <w:lang w:val="en-US"/>
+        </w:rPr>
+        <w:t>Nhấn</w:t>
+      </w:r>
+      <w:proofErr w:type="spellEnd"/>
+      <w:r>
+        <w:rPr>
+          <w:sz w:val="32"/>
+          <w:szCs w:val="32"/>
+          <w:lang w:val="en-US"/>
+        </w:rPr>
+        <w:t xml:space="preserve"> </w:t>
+      </w:r>
+      <w:proofErr w:type="spellStart"/>
+      <w:r>
+        <w:rPr>
+          <w:sz w:val="32"/>
+          <w:szCs w:val="32"/>
+          <w:lang w:val="en-US"/>
+        </w:rPr>
+        <w:t>xác</w:t>
+      </w:r>
+      <w:proofErr w:type="spellEnd"/>
+      <w:r>
+        <w:rPr>
+          <w:sz w:val="32"/>
+          <w:szCs w:val="32"/>
+          <w:lang w:val="en-US"/>
+        </w:rPr>
+        <w:t xml:space="preserve"> </w:t>
+      </w:r>
+      <w:proofErr w:type="spellStart"/>
+      <w:r>
+        <w:rPr>
+          <w:sz w:val="32"/>
+          <w:szCs w:val="32"/>
+          <w:lang w:val="en-US"/>
+        </w:rPr>
+        <w:t>nhận</w:t>
+      </w:r>
+      <w:proofErr w:type="spellEnd"/>
+      <w:r>
+        <w:rPr>
+          <w:rFonts w:ascii="Arial" w:hAnsi="Arial" w:cs="Arial"/>
+          <w:color w:val="000000"/>
+          <w:sz w:val="32"/>
+          <w:szCs w:val="32"/>
+        </w:rPr>
+        <w:t>, để hài lòng khi đặt món.</w:t>
+      </w:r>
     </w:p>
     <w:p>
       <w:pPr>
         <w:pStyle w:val="ListParagraph"/>
         <w:numPr>
           <w:ilvl w:val="0"/>
-          <w:numId w:val="1"/>
+          <w:numId w:val="4"/>
         </w:numPr>
         <w:rPr>
+          <w:sz w:val="32"/>
+          <w:szCs w:val="32"/>
           <w:lang w:val="en-US"/>
         </w:rPr>
       </w:pPr>
-      <w:proofErr w:type="spellStart"/>
-      <w:r>
-        <w:rPr>
-          <w:lang w:val="en-US"/>
-        </w:rPr>
-        <w:t>Tiêu</w:t>
-      </w:r>
-      <w:proofErr w:type="spellEnd"/>
-      <w:r>
-        <w:rPr>
-          <w:lang w:val="en-US"/>
-        </w:rPr>
-        <w:t xml:space="preserve"> </w:t>
-      </w:r>
-      <w:proofErr w:type="spellStart"/>
-      <w:r>
-        <w:rPr>
-          <w:lang w:val="en-US"/>
-        </w:rPr>
-        <w:t>chí</w:t>
-      </w:r>
-      <w:proofErr w:type="spellEnd"/>
-      <w:r>
-        <w:rPr>
-          <w:lang w:val="en-US"/>
-        </w:rPr>
-        <w:t xml:space="preserve"> “</w:t>
-      </w:r>
-      <w:proofErr w:type="spellStart"/>
-      <w:r>
-        <w:rPr>
+      <w:r>
+        <w:rPr>
+          <w:sz w:val="32"/>
+          <w:szCs w:val="32"/>
+        </w:rPr>
+        <w:t xml:space="preserve">Là một </w:t>
+      </w:r>
+      <w:proofErr w:type="spellStart"/>
+      <w:r>
+        <w:rPr>
+          <w:sz w:val="32"/>
+          <w:szCs w:val="32"/>
+        </w:rPr>
+        <w:t>admin</w:t>
+      </w:r>
+      <w:proofErr w:type="spellEnd"/>
+      <w:r>
+        <w:rPr>
+          <w:sz w:val="32"/>
+          <w:szCs w:val="32"/>
+        </w:rPr>
+        <w:t xml:space="preserve">, tôi muốn xem báo cáo doanh thu </w:t>
+      </w:r>
+      <w:proofErr w:type="spellStart"/>
+      <w:r>
+        <w:rPr>
+          <w:sz w:val="32"/>
+          <w:szCs w:val="32"/>
+          <w:lang w:val="en-US"/>
+        </w:rPr>
+        <w:t>theo</w:t>
+      </w:r>
+      <w:proofErr w:type="spellEnd"/>
+      <w:r>
+        <w:rPr>
+          <w:sz w:val="32"/>
+          <w:szCs w:val="32"/>
+          <w:lang w:val="en-US"/>
+        </w:rPr>
+        <w:t xml:space="preserve"> </w:t>
+      </w:r>
+      <w:proofErr w:type="spellStart"/>
+      <w:r>
+        <w:rPr>
+          <w:sz w:val="32"/>
+          <w:szCs w:val="32"/>
+          <w:lang w:val="en-US"/>
+        </w:rPr>
+        <w:t>tháng</w:t>
+      </w:r>
+      <w:proofErr w:type="spellEnd"/>
+      <w:r>
+        <w:rPr>
+          <w:sz w:val="32"/>
+          <w:szCs w:val="32"/>
+          <w:lang w:val="en-US"/>
+        </w:rPr>
+        <w:t xml:space="preserve"> </w:t>
+      </w:r>
+      <w:proofErr w:type="spellStart"/>
+      <w:r>
+        <w:rPr>
+          <w:sz w:val="32"/>
+          <w:szCs w:val="32"/>
+          <w:lang w:val="en-US"/>
+        </w:rPr>
+        <w:t>của</w:t>
+      </w:r>
+      <w:proofErr w:type="spellEnd"/>
+      <w:r>
+        <w:rPr>
+          <w:sz w:val="32"/>
+          <w:szCs w:val="32"/>
+          <w:lang w:val="en-US"/>
+        </w:rPr>
+        <w:t xml:space="preserve"> </w:t>
+      </w:r>
+      <w:proofErr w:type="spellStart"/>
+      <w:r>
+        <w:rPr>
+          <w:sz w:val="32"/>
+          <w:szCs w:val="32"/>
+          <w:lang w:val="en-US"/>
+        </w:rPr>
+        <w:t>từng</w:t>
+      </w:r>
+      <w:proofErr w:type="spellEnd"/>
+      <w:r>
+        <w:rPr>
+          <w:sz w:val="32"/>
+          <w:szCs w:val="32"/>
+          <w:lang w:val="en-US"/>
+        </w:rPr>
+        <w:t xml:space="preserve"> </w:t>
+      </w:r>
+      <w:proofErr w:type="spellStart"/>
+      <w:r>
+        <w:rPr>
+          <w:sz w:val="32"/>
+          <w:szCs w:val="32"/>
+          <w:lang w:val="en-US"/>
+        </w:rPr>
+        <w:t>nhà</w:t>
+      </w:r>
+      <w:proofErr w:type="spellEnd"/>
+      <w:r>
+        <w:rPr>
+          <w:sz w:val="32"/>
+          <w:szCs w:val="32"/>
+          <w:lang w:val="en-US"/>
+        </w:rPr>
+        <w:t xml:space="preserve"> </w:t>
+      </w:r>
+      <w:proofErr w:type="spellStart"/>
+      <w:r>
+        <w:rPr>
+          <w:sz w:val="32"/>
+          <w:szCs w:val="32"/>
+          <w:lang w:val="en-US"/>
+        </w:rPr>
+        <w:t>hàng</w:t>
+      </w:r>
+      <w:proofErr w:type="spellEnd"/>
+      <w:r>
+        <w:rPr>
+          <w:sz w:val="32"/>
+          <w:szCs w:val="32"/>
+          <w:lang w:val="en-US"/>
+        </w:rPr>
+        <w:t xml:space="preserve"> </w:t>
+      </w:r>
+      <w:proofErr w:type="spellStart"/>
+      <w:r>
+        <w:rPr>
+          <w:sz w:val="32"/>
+          <w:szCs w:val="32"/>
+          <w:lang w:val="en-US"/>
+        </w:rPr>
+        <w:t>trong</w:t>
+      </w:r>
+      <w:proofErr w:type="spellEnd"/>
+      <w:r>
+        <w:rPr>
+          <w:sz w:val="32"/>
+          <w:szCs w:val="32"/>
+          <w:lang w:val="en-US"/>
+        </w:rPr>
+        <w:t xml:space="preserve"> </w:t>
+      </w:r>
+      <w:proofErr w:type="spellStart"/>
+      <w:r>
+        <w:rPr>
+          <w:sz w:val="32"/>
+          <w:szCs w:val="32"/>
+          <w:lang w:val="en-US"/>
+        </w:rPr>
+        <w:t>các</w:t>
+      </w:r>
+      <w:proofErr w:type="spellEnd"/>
+      <w:r>
+        <w:rPr>
+          <w:sz w:val="32"/>
+          <w:szCs w:val="32"/>
+          <w:lang w:val="en-US"/>
+        </w:rPr>
+        <w:t xml:space="preserve"> </w:t>
+      </w:r>
+      <w:proofErr w:type="spellStart"/>
+      <w:r>
+        <w:rPr>
+          <w:sz w:val="32"/>
+          <w:szCs w:val="32"/>
+          <w:lang w:val="en-US"/>
+        </w:rPr>
+        <w:t>khu</w:t>
+      </w:r>
+      <w:proofErr w:type="spellEnd"/>
+      <w:r>
+        <w:rPr>
+          <w:sz w:val="32"/>
+          <w:szCs w:val="32"/>
+          <w:lang w:val="en-US"/>
+        </w:rPr>
+        <w:t xml:space="preserve"> </w:t>
+      </w:r>
+      <w:proofErr w:type="spellStart"/>
+      <w:r>
+        <w:rPr>
+          <w:sz w:val="32"/>
+          <w:szCs w:val="32"/>
+          <w:lang w:val="en-US"/>
+        </w:rPr>
+        <w:t>vực</w:t>
+      </w:r>
+      <w:proofErr w:type="spellEnd"/>
+      <w:r>
+        <w:rPr>
+          <w:sz w:val="32"/>
+          <w:szCs w:val="32"/>
+          <w:lang w:val="en-US"/>
+        </w:rPr>
+        <w:t xml:space="preserve"> </w:t>
+      </w:r>
+      <w:proofErr w:type="spellStart"/>
+      <w:r>
+        <w:rPr>
+          <w:sz w:val="32"/>
+          <w:szCs w:val="32"/>
+          <w:lang w:val="en-US"/>
+        </w:rPr>
+        <w:t>riêng</w:t>
+      </w:r>
+      <w:proofErr w:type="spellEnd"/>
+      <w:r>
+        <w:rPr>
+          <w:sz w:val="32"/>
+          <w:szCs w:val="32"/>
+          <w:lang w:val="en-US"/>
+        </w:rPr>
+        <w:t xml:space="preserve"> </w:t>
+      </w:r>
+      <w:proofErr w:type="spellStart"/>
+      <w:r>
+        <w:rPr>
+          <w:sz w:val="32"/>
+          <w:szCs w:val="32"/>
+          <w:lang w:val="en-US"/>
+        </w:rPr>
+        <w:t>biệt</w:t>
+      </w:r>
+      <w:proofErr w:type="spellEnd"/>
+      <w:r>
+        <w:rPr>
+          <w:sz w:val="32"/>
+          <w:szCs w:val="32"/>
+          <w:lang w:val="en-US"/>
+        </w:rPr>
+        <w:t xml:space="preserve">, </w:t>
+      </w:r>
+      <w:proofErr w:type="spellStart"/>
+      <w:r>
+        <w:rPr>
+          <w:sz w:val="32"/>
+          <w:szCs w:val="32"/>
+          <w:lang w:val="en-US"/>
+        </w:rPr>
+        <w:t>để</w:t>
+      </w:r>
+      <w:proofErr w:type="spellEnd"/>
+      <w:r>
+        <w:rPr>
+          <w:sz w:val="32"/>
+          <w:szCs w:val="32"/>
+          <w:lang w:val="en-US"/>
+        </w:rPr>
+        <w:t xml:space="preserve"> </w:t>
+      </w:r>
+      <w:proofErr w:type="spellStart"/>
+      <w:r>
+        <w:rPr>
+          <w:sz w:val="32"/>
+          <w:szCs w:val="32"/>
           <w:lang w:val="en-US"/>
         </w:rPr>
         <w:t>dễ</w:t>
@@ -1065,254 +2126,182 @@
       <w:proofErr w:type="spellEnd"/>
       <w:r>
         <w:rPr>
-          <w:lang w:val="en-US"/>
-        </w:rPr>
-        <w:t xml:space="preserve"> </w:t>
-      </w:r>
-      <w:proofErr w:type="spellStart"/>
-      <w:r>
-        <w:rPr>
-          <w:lang w:val="en-US"/>
-        </w:rPr>
-        <w:t>dùng</w:t>
-      </w:r>
-      <w:proofErr w:type="spellEnd"/>
-      <w:r>
-        <w:rPr>
-          <w:lang w:val="en-US"/>
-        </w:rPr>
-        <w:t xml:space="preserve">” </w:t>
-      </w:r>
-      <w:proofErr w:type="spellStart"/>
-      <w:r>
-        <w:rPr>
-          <w:lang w:val="en-US"/>
-        </w:rPr>
-        <w:t>đo</w:t>
-      </w:r>
-      <w:proofErr w:type="spellEnd"/>
-      <w:r>
-        <w:rPr>
-          <w:lang w:val="en-US"/>
-        </w:rPr>
-        <w:t xml:space="preserve"> </w:t>
-      </w:r>
-      <w:proofErr w:type="spellStart"/>
-      <w:r>
-        <w:rPr>
-          <w:lang w:val="en-US"/>
-        </w:rPr>
-        <w:t>được</w:t>
-      </w:r>
-      <w:proofErr w:type="spellEnd"/>
-      <w:r>
-        <w:rPr>
-          <w:lang w:val="en-US"/>
-        </w:rPr>
-        <w:t xml:space="preserve"> </w:t>
-      </w:r>
-      <w:proofErr w:type="spellStart"/>
-      <w:r>
-        <w:rPr>
-          <w:lang w:val="en-US"/>
-        </w:rPr>
-        <w:t>là</w:t>
-      </w:r>
-      <w:proofErr w:type="spellEnd"/>
-      <w:r>
-        <w:rPr>
-          <w:lang w:val="en-US"/>
-        </w:rPr>
-        <w:t xml:space="preserve"> </w:t>
-      </w:r>
-      <w:proofErr w:type="spellStart"/>
-      <w:r>
-        <w:rPr>
-          <w:lang w:val="en-US"/>
-        </w:rPr>
-        <w:t>chỉ</w:t>
-      </w:r>
-      <w:proofErr w:type="spellEnd"/>
-      <w:r>
-        <w:rPr>
-          <w:lang w:val="en-US"/>
-        </w:rPr>
-        <w:t xml:space="preserve"> </w:t>
-      </w:r>
-      <w:proofErr w:type="spellStart"/>
-      <w:r>
-        <w:rPr>
-          <w:lang w:val="en-US"/>
-        </w:rPr>
-        <w:t>gồm</w:t>
-      </w:r>
-      <w:proofErr w:type="spellEnd"/>
-      <w:r>
-        <w:rPr>
-          <w:lang w:val="en-US"/>
-        </w:rPr>
-        <w:t xml:space="preserve"> 3 </w:t>
-      </w:r>
-      <w:proofErr w:type="spellStart"/>
-      <w:r>
-        <w:rPr>
-          <w:lang w:val="en-US"/>
-        </w:rPr>
-        <w:t>bước</w:t>
-      </w:r>
-      <w:proofErr w:type="spellEnd"/>
-      <w:r>
-        <w:rPr>
-          <w:lang w:val="en-US"/>
-        </w:rPr>
-        <w:t xml:space="preserve"> </w:t>
-      </w:r>
-      <w:proofErr w:type="spellStart"/>
-      <w:r>
-        <w:rPr>
-          <w:lang w:val="en-US"/>
-        </w:rPr>
-        <w:t>đặt</w:t>
-      </w:r>
-      <w:proofErr w:type="spellEnd"/>
-      <w:r>
-        <w:rPr>
-          <w:lang w:val="en-US"/>
-        </w:rPr>
-        <w:t xml:space="preserve"> </w:t>
-      </w:r>
-      <w:proofErr w:type="spellStart"/>
-      <w:r>
-        <w:rPr>
-          <w:lang w:val="en-US"/>
-        </w:rPr>
-        <w:t>món</w:t>
-      </w:r>
-      <w:proofErr w:type="spellEnd"/>
-      <w:r>
-        <w:rPr>
-          <w:lang w:val="en-US"/>
-        </w:rPr>
-        <w:t xml:space="preserve"> </w:t>
-      </w:r>
-      <w:proofErr w:type="spellStart"/>
-      <w:r>
-        <w:rPr>
-          <w:lang w:val="en-US"/>
-        </w:rPr>
-        <w:t>là</w:t>
-      </w:r>
-      <w:proofErr w:type="spellEnd"/>
-      <w:r>
-        <w:rPr>
-          <w:lang w:val="en-US"/>
-        </w:rPr>
-        <w:t xml:space="preserve"> </w:t>
-      </w:r>
-      <w:proofErr w:type="spellStart"/>
-      <w:r>
-        <w:rPr>
-          <w:lang w:val="en-US"/>
-        </w:rPr>
-        <w:t>Chọn</w:t>
-      </w:r>
-      <w:proofErr w:type="spellEnd"/>
-      <w:r>
-        <w:rPr>
-          <w:lang w:val="en-US"/>
-        </w:rPr>
-        <w:t xml:space="preserve"> </w:t>
-      </w:r>
-      <w:proofErr w:type="spellStart"/>
-      <w:r>
-        <w:rPr>
-          <w:lang w:val="en-US"/>
-        </w:rPr>
-        <w:t>món</w:t>
-      </w:r>
-      <w:proofErr w:type="spellEnd"/>
-      <w:r>
-        <w:rPr>
-          <w:lang w:val="en-US"/>
-        </w:rPr>
-        <w:t xml:space="preserve"> -&gt; </w:t>
-      </w:r>
-      <w:proofErr w:type="spellStart"/>
-      <w:r>
-        <w:rPr>
-          <w:lang w:val="en-US"/>
-        </w:rPr>
-        <w:t>Bấm</w:t>
-      </w:r>
-      <w:proofErr w:type="spellEnd"/>
-      <w:r>
-        <w:rPr>
-          <w:lang w:val="en-US"/>
-        </w:rPr>
-        <w:t xml:space="preserve"> </w:t>
-      </w:r>
-      <w:proofErr w:type="spellStart"/>
-      <w:r>
-        <w:rPr>
-          <w:lang w:val="en-US"/>
-        </w:rPr>
-        <w:t>đặt</w:t>
-      </w:r>
-      <w:proofErr w:type="spellEnd"/>
-      <w:r>
-        <w:rPr>
-          <w:lang w:val="en-US"/>
-        </w:rPr>
-        <w:t xml:space="preserve"> </w:t>
-      </w:r>
-      <w:proofErr w:type="spellStart"/>
-      <w:r>
-        <w:rPr>
-          <w:lang w:val="en-US"/>
-        </w:rPr>
-        <w:t>hàng</w:t>
-      </w:r>
-      <w:proofErr w:type="spellEnd"/>
-      <w:r>
-        <w:rPr>
-          <w:lang w:val="en-US"/>
-        </w:rPr>
-        <w:t xml:space="preserve"> -&gt; </w:t>
-      </w:r>
-      <w:proofErr w:type="spellStart"/>
-      <w:r>
-        <w:rPr>
-          <w:lang w:val="en-US"/>
-        </w:rPr>
-        <w:t>Nhấn</w:t>
-      </w:r>
-      <w:proofErr w:type="spellEnd"/>
-      <w:r>
-        <w:rPr>
-          <w:lang w:val="en-US"/>
-        </w:rPr>
-        <w:t xml:space="preserve"> </w:t>
-      </w:r>
-      <w:proofErr w:type="spellStart"/>
-      <w:r>
-        <w:rPr>
-          <w:lang w:val="en-US"/>
-        </w:rPr>
-        <w:t>xác</w:t>
-      </w:r>
-      <w:proofErr w:type="spellEnd"/>
-      <w:r>
-        <w:rPr>
-          <w:lang w:val="en-US"/>
-        </w:rPr>
-        <w:t xml:space="preserve"> </w:t>
-      </w:r>
-      <w:proofErr w:type="spellStart"/>
-      <w:r>
-        <w:rPr>
-          <w:lang w:val="en-US"/>
-        </w:rPr>
-        <w:t>nhận</w:t>
+          <w:sz w:val="32"/>
+          <w:szCs w:val="32"/>
+          <w:lang w:val="en-US"/>
+        </w:rPr>
+        <w:t xml:space="preserve"> </w:t>
+      </w:r>
+      <w:proofErr w:type="spellStart"/>
+      <w:r>
+        <w:rPr>
+          <w:sz w:val="32"/>
+          <w:szCs w:val="32"/>
+          <w:lang w:val="en-US"/>
+        </w:rPr>
+        <w:t>nghiệm</w:t>
+      </w:r>
+      <w:proofErr w:type="spellEnd"/>
+      <w:r>
+        <w:rPr>
+          <w:sz w:val="32"/>
+          <w:szCs w:val="32"/>
+          <w:lang w:val="en-US"/>
+        </w:rPr>
+        <w:t xml:space="preserve"> </w:t>
+      </w:r>
+      <w:proofErr w:type="spellStart"/>
+      <w:r>
+        <w:rPr>
+          <w:sz w:val="32"/>
+          <w:szCs w:val="32"/>
+          <w:lang w:val="en-US"/>
+        </w:rPr>
+        <w:t>thu</w:t>
+      </w:r>
+      <w:proofErr w:type="spellEnd"/>
+      <w:r>
+        <w:rPr>
+          <w:sz w:val="32"/>
+          <w:szCs w:val="32"/>
+          <w:lang w:val="en-US"/>
+        </w:rPr>
+        <w:t xml:space="preserve"> </w:t>
+      </w:r>
+      <w:proofErr w:type="spellStart"/>
+      <w:r>
+        <w:rPr>
+          <w:sz w:val="32"/>
+          <w:szCs w:val="32"/>
+          <w:lang w:val="en-US"/>
+        </w:rPr>
+        <w:t>và</w:t>
+      </w:r>
+      <w:proofErr w:type="spellEnd"/>
+      <w:r>
+        <w:rPr>
+          <w:sz w:val="32"/>
+          <w:szCs w:val="32"/>
+          <w:lang w:val="en-US"/>
+        </w:rPr>
+        <w:t xml:space="preserve"> </w:t>
+      </w:r>
+      <w:proofErr w:type="spellStart"/>
+      <w:r>
+        <w:rPr>
+          <w:sz w:val="32"/>
+          <w:szCs w:val="32"/>
+          <w:lang w:val="en-US"/>
+        </w:rPr>
+        <w:t>báo</w:t>
+      </w:r>
+      <w:proofErr w:type="spellEnd"/>
+      <w:r>
+        <w:rPr>
+          <w:sz w:val="32"/>
+          <w:szCs w:val="32"/>
+          <w:lang w:val="en-US"/>
+        </w:rPr>
+        <w:t xml:space="preserve"> </w:t>
+      </w:r>
+      <w:proofErr w:type="spellStart"/>
+      <w:r>
+        <w:rPr>
+          <w:sz w:val="32"/>
+          <w:szCs w:val="32"/>
+          <w:lang w:val="en-US"/>
+        </w:rPr>
+        <w:t>cáo</w:t>
+      </w:r>
+      <w:proofErr w:type="spellEnd"/>
+      <w:r>
+        <w:rPr>
+          <w:sz w:val="32"/>
+          <w:szCs w:val="32"/>
+          <w:lang w:val="en-US"/>
+        </w:rPr>
+        <w:t xml:space="preserve"> </w:t>
+      </w:r>
+      <w:proofErr w:type="spellStart"/>
+      <w:r>
+        <w:rPr>
+          <w:sz w:val="32"/>
+          <w:szCs w:val="32"/>
+          <w:lang w:val="en-US"/>
+        </w:rPr>
+        <w:t>doanh</w:t>
+      </w:r>
+      <w:proofErr w:type="spellEnd"/>
+      <w:r>
+        <w:rPr>
+          <w:sz w:val="32"/>
+          <w:szCs w:val="32"/>
+          <w:lang w:val="en-US"/>
+        </w:rPr>
+        <w:t xml:space="preserve"> </w:t>
+      </w:r>
+      <w:proofErr w:type="spellStart"/>
+      <w:r>
+        <w:rPr>
+          <w:sz w:val="32"/>
+          <w:szCs w:val="32"/>
+          <w:lang w:val="en-US"/>
+        </w:rPr>
+        <w:t>thu</w:t>
+      </w:r>
+      <w:proofErr w:type="spellEnd"/>
+      <w:r>
+        <w:rPr>
+          <w:sz w:val="32"/>
+          <w:szCs w:val="32"/>
+          <w:lang w:val="en-US"/>
+        </w:rPr>
+        <w:t xml:space="preserve"> </w:t>
+      </w:r>
+      <w:proofErr w:type="spellStart"/>
+      <w:r>
+        <w:rPr>
+          <w:sz w:val="32"/>
+          <w:szCs w:val="32"/>
+          <w:lang w:val="en-US"/>
+        </w:rPr>
+        <w:t>cho</w:t>
+      </w:r>
+      <w:proofErr w:type="spellEnd"/>
+      <w:r>
+        <w:rPr>
+          <w:sz w:val="32"/>
+          <w:szCs w:val="32"/>
+          <w:lang w:val="en-US"/>
+        </w:rPr>
+        <w:t xml:space="preserve"> </w:t>
+      </w:r>
+      <w:proofErr w:type="spellStart"/>
+      <w:r>
+        <w:rPr>
+          <w:sz w:val="32"/>
+          <w:szCs w:val="32"/>
+          <w:lang w:val="en-US"/>
+        </w:rPr>
+        <w:t>giám</w:t>
+      </w:r>
+      <w:proofErr w:type="spellEnd"/>
+      <w:r>
+        <w:rPr>
+          <w:sz w:val="32"/>
+          <w:szCs w:val="32"/>
+          <w:lang w:val="en-US"/>
+        </w:rPr>
+        <w:t xml:space="preserve"> </w:t>
+      </w:r>
+      <w:proofErr w:type="spellStart"/>
+      <w:r>
+        <w:rPr>
+          <w:sz w:val="32"/>
+          <w:szCs w:val="32"/>
+          <w:lang w:val="en-US"/>
+        </w:rPr>
+        <w:t>đốc</w:t>
       </w:r>
       <w:proofErr w:type="spellEnd"/>
     </w:p>
@@ -1321,95 +2310,238 @@
         <w:pStyle w:val="ListParagraph"/>
         <w:numPr>
           <w:ilvl w:val="0"/>
-          <w:numId w:val="1"/>
+          <w:numId w:val="4"/>
         </w:numPr>
         <w:rPr>
+          <w:sz w:val="32"/>
+          <w:szCs w:val="32"/>
           <w:lang w:val="en-US"/>
         </w:rPr>
       </w:pPr>
       <w:r>
+        <w:rPr>
+          <w:sz w:val="32"/>
+          <w:szCs w:val="32"/>
+        </w:rPr>
         <w:t xml:space="preserve">Là một </w:t>
       </w:r>
       <w:proofErr w:type="spellStart"/>
       <w:r>
+        <w:rPr>
+          <w:sz w:val="32"/>
+          <w:szCs w:val="32"/>
+        </w:rPr>
         <w:t>admin</w:t>
       </w:r>
       <w:proofErr w:type="spellEnd"/>
       <w:r>
-        <w:t>, tôi muốn xem báo cáo doanh thu theo ngày, tuần, tháng, theo khu vực, theo nhà hàng</w:t>
+        <w:rPr>
+          <w:sz w:val="32"/>
+          <w:szCs w:val="32"/>
+          <w:lang w:val="en-US"/>
+        </w:rPr>
+        <w:t xml:space="preserve">, </w:t>
+      </w:r>
+      <w:proofErr w:type="spellStart"/>
+      <w:r>
+        <w:rPr>
+          <w:sz w:val="32"/>
+          <w:szCs w:val="32"/>
+          <w:lang w:val="en-US"/>
+        </w:rPr>
+        <w:t>tôi</w:t>
+      </w:r>
+      <w:proofErr w:type="spellEnd"/>
+      <w:r>
+        <w:rPr>
+          <w:sz w:val="32"/>
+          <w:szCs w:val="32"/>
+          <w:lang w:val="en-US"/>
+        </w:rPr>
+        <w:t xml:space="preserve"> </w:t>
+      </w:r>
+      <w:proofErr w:type="spellStart"/>
+      <w:r>
+        <w:rPr>
+          <w:sz w:val="32"/>
+          <w:szCs w:val="32"/>
+          <w:lang w:val="en-US"/>
+        </w:rPr>
+        <w:t>muốn</w:t>
+      </w:r>
+      <w:proofErr w:type="spellEnd"/>
+      <w:r>
+        <w:rPr>
+          <w:sz w:val="32"/>
+          <w:szCs w:val="32"/>
+        </w:rPr>
+        <w:t xml:space="preserve"> xuất Excel và tự gửi </w:t>
+      </w:r>
+      <w:proofErr w:type="spellStart"/>
+      <w:r>
+        <w:rPr>
+          <w:sz w:val="32"/>
+          <w:szCs w:val="32"/>
+        </w:rPr>
+        <w:t>email</w:t>
+      </w:r>
+      <w:proofErr w:type="spellEnd"/>
+      <w:r>
+        <w:rPr>
+          <w:sz w:val="32"/>
+          <w:szCs w:val="32"/>
+        </w:rPr>
+        <w:t xml:space="preserve"> cho ban giám đốc, để </w:t>
+      </w:r>
+      <w:proofErr w:type="spellStart"/>
+      <w:r>
+        <w:rPr>
+          <w:sz w:val="32"/>
+          <w:szCs w:val="32"/>
+          <w:lang w:val="en-US"/>
+        </w:rPr>
+        <w:t>báo</w:t>
+      </w:r>
+      <w:proofErr w:type="spellEnd"/>
+      <w:r>
+        <w:rPr>
+          <w:sz w:val="32"/>
+          <w:szCs w:val="32"/>
+          <w:lang w:val="en-US"/>
+        </w:rPr>
+        <w:t xml:space="preserve"> </w:t>
+      </w:r>
+      <w:proofErr w:type="spellStart"/>
+      <w:r>
+        <w:rPr>
+          <w:sz w:val="32"/>
+          <w:szCs w:val="32"/>
+          <w:lang w:val="en-US"/>
+        </w:rPr>
+        <w:t>cáo</w:t>
+      </w:r>
+      <w:proofErr w:type="spellEnd"/>
+      <w:r>
+        <w:rPr>
+          <w:sz w:val="32"/>
+          <w:szCs w:val="32"/>
+          <w:lang w:val="en-US"/>
+        </w:rPr>
+        <w:t xml:space="preserve"> </w:t>
+      </w:r>
+      <w:proofErr w:type="spellStart"/>
+      <w:r>
+        <w:rPr>
+          <w:sz w:val="32"/>
+          <w:szCs w:val="32"/>
+          <w:lang w:val="en-US"/>
+        </w:rPr>
+        <w:t>nhanh</w:t>
+      </w:r>
+      <w:proofErr w:type="spellEnd"/>
+      <w:r>
+        <w:rPr>
+          <w:sz w:val="32"/>
+          <w:szCs w:val="32"/>
+          <w:lang w:val="en-US"/>
+        </w:rPr>
+        <w:t xml:space="preserve"> </w:t>
+      </w:r>
+      <w:proofErr w:type="spellStart"/>
+      <w:r>
+        <w:rPr>
+          <w:sz w:val="32"/>
+          <w:szCs w:val="32"/>
+          <w:lang w:val="en-US"/>
+        </w:rPr>
+        <w:t>chóng</w:t>
+      </w:r>
+      <w:proofErr w:type="spellEnd"/>
+      <w:r>
+        <w:rPr>
+          <w:sz w:val="32"/>
+          <w:szCs w:val="32"/>
+          <w:lang w:val="en-US"/>
+        </w:rPr>
+        <w:t xml:space="preserve"> </w:t>
+      </w:r>
+      <w:proofErr w:type="spellStart"/>
+      <w:r>
+        <w:rPr>
+          <w:sz w:val="32"/>
+          <w:szCs w:val="32"/>
+          <w:lang w:val="en-US"/>
+        </w:rPr>
+        <w:t>và</w:t>
+      </w:r>
+      <w:proofErr w:type="spellEnd"/>
+      <w:r>
+        <w:rPr>
+          <w:sz w:val="32"/>
+          <w:szCs w:val="32"/>
+          <w:lang w:val="en-US"/>
+        </w:rPr>
+        <w:t xml:space="preserve"> </w:t>
+      </w:r>
+      <w:proofErr w:type="spellStart"/>
+      <w:r>
+        <w:rPr>
+          <w:sz w:val="32"/>
+          <w:szCs w:val="32"/>
+          <w:lang w:val="en-US"/>
+        </w:rPr>
+        <w:t>chính</w:t>
+      </w:r>
+      <w:proofErr w:type="spellEnd"/>
+      <w:r>
+        <w:rPr>
+          <w:sz w:val="32"/>
+          <w:szCs w:val="32"/>
+          <w:lang w:val="en-US"/>
+        </w:rPr>
+        <w:t xml:space="preserve"> </w:t>
+      </w:r>
+      <w:proofErr w:type="spellStart"/>
+      <w:r>
+        <w:rPr>
+          <w:sz w:val="32"/>
+          <w:szCs w:val="32"/>
+          <w:lang w:val="en-US"/>
+        </w:rPr>
+        <w:t>xác</w:t>
+      </w:r>
+      <w:proofErr w:type="spellEnd"/>
+      <w:r>
+        <w:rPr>
+          <w:sz w:val="32"/>
+          <w:szCs w:val="32"/>
+        </w:rPr>
+        <w:t>.</w:t>
       </w:r>
     </w:p>
     <w:p>
       <w:pPr>
-        <w:ind w:left="720"/>
-        <w:rPr>
+        <w:rPr>
+          <w:sz w:val="32"/>
+          <w:szCs w:val="32"/>
           <w:lang w:val="en-US"/>
         </w:rPr>
       </w:pPr>
-      <w:r>
-        <w:t xml:space="preserve">Là một </w:t>
-      </w:r>
-      <w:proofErr w:type="spellStart"/>
-      <w:r>
-        <w:t>admin</w:t>
-      </w:r>
-      <w:proofErr w:type="spellEnd"/>
-      <w:r>
-        <w:rPr>
-          <w:lang w:val="en-US"/>
-        </w:rPr>
-        <w:t xml:space="preserve">, </w:t>
-      </w:r>
-      <w:proofErr w:type="spellStart"/>
-      <w:r>
-        <w:rPr>
-          <w:lang w:val="en-US"/>
-        </w:rPr>
-        <w:t>tôi</w:t>
-      </w:r>
-      <w:proofErr w:type="spellEnd"/>
-      <w:r>
-        <w:rPr>
-          <w:lang w:val="en-US"/>
-        </w:rPr>
-        <w:t xml:space="preserve"> </w:t>
-      </w:r>
-      <w:proofErr w:type="spellStart"/>
-      <w:r>
-        <w:rPr>
-          <w:lang w:val="en-US"/>
-        </w:rPr>
-        <w:t>muốn</w:t>
-      </w:r>
-      <w:proofErr w:type="spellEnd"/>
-      <w:r>
-        <w:t xml:space="preserve"> xuất Excel và tự gửi </w:t>
-      </w:r>
-      <w:proofErr w:type="spellStart"/>
-      <w:r>
-        <w:t>email</w:t>
-      </w:r>
-      <w:proofErr w:type="spellEnd"/>
-      <w:r>
-        <w:t xml:space="preserve"> cho ban giám đốc, để theo dõi kinh doanh.</w:t>
-      </w:r>
-    </w:p>
-    <w:p>
-      <w:pPr>
-        <w:rPr>
-          <w:lang w:val="en-US"/>
-        </w:rPr>
-      </w:pPr>
-      <w:proofErr w:type="spellStart"/>
-      <w:r>
-        <w:rPr>
-          <w:lang w:val="en-US"/>
-        </w:rPr>
+      <w:proofErr w:type="spellStart"/>
+      <w:r>
+        <w:rPr>
+          <w:sz w:val="32"/>
+          <w:szCs w:val="32"/>
+          <w:lang w:val="en-US"/>
+        </w:rPr>
+        <w:lastRenderedPageBreak/>
         <w:t>Bước</w:t>
       </w:r>
       <w:proofErr w:type="spellEnd"/>
       <w:r>
         <w:rPr>
+          <w:sz w:val="32"/>
+          <w:szCs w:val="32"/>
           <w:lang w:val="en-US"/>
         </w:rPr>
         <w:t xml:space="preserve"> 3:</w:t>
@@ -1423,12 +2555,16 @@
           <w:numId w:val="3"/>
         </w:numPr>
         <w:rPr>
+          <w:sz w:val="32"/>
+          <w:szCs w:val="32"/>
           <w:lang w:val="en-US"/>
         </w:rPr>
       </w:pPr>
       <w:proofErr w:type="spellStart"/>
       <w:r>
         <w:rPr>
+          <w:sz w:val="32"/>
+          <w:szCs w:val="32"/>
           <w:lang w:val="en-US"/>
         </w:rPr>
         <w:t>Thứ</w:t>
@@ -1436,13 +2572,17 @@
       <w:proofErr w:type="spellEnd"/>
       <w:r>
         <w:rPr>
-          <w:lang w:val="en-US"/>
-        </w:rPr>
-        <w:t xml:space="preserve"> </w:t>
-      </w:r>
-      <w:proofErr w:type="spellStart"/>
-      <w:r>
-        <w:rPr>
+          <w:sz w:val="32"/>
+          <w:szCs w:val="32"/>
+          <w:lang w:val="en-US"/>
+        </w:rPr>
+        <w:t xml:space="preserve"> </w:t>
+      </w:r>
+      <w:proofErr w:type="spellStart"/>
+      <w:r>
+        <w:rPr>
+          <w:sz w:val="32"/>
+          <w:szCs w:val="32"/>
           <w:lang w:val="en-US"/>
         </w:rPr>
         <w:t>tự</w:t>
@@ -1450,13 +2590,17 @@
       <w:proofErr w:type="spellEnd"/>
       <w:r>
         <w:rPr>
-          <w:lang w:val="en-US"/>
-        </w:rPr>
-        <w:t xml:space="preserve"> </w:t>
-      </w:r>
-      <w:proofErr w:type="spellStart"/>
-      <w:r>
-        <w:rPr>
+          <w:sz w:val="32"/>
+          <w:szCs w:val="32"/>
+          <w:lang w:val="en-US"/>
+        </w:rPr>
+        <w:t xml:space="preserve"> </w:t>
+      </w:r>
+      <w:proofErr w:type="spellStart"/>
+      <w:r>
+        <w:rPr>
+          <w:sz w:val="32"/>
+          <w:szCs w:val="32"/>
           <w:lang w:val="en-US"/>
         </w:rPr>
         <w:t>ưu</w:t>
@@ -1464,13 +2608,17 @@
       <w:proofErr w:type="spellEnd"/>
       <w:r>
         <w:rPr>
-          <w:lang w:val="en-US"/>
-        </w:rPr>
-        <w:t xml:space="preserve"> </w:t>
-      </w:r>
-      <w:proofErr w:type="spellStart"/>
-      <w:r>
-        <w:rPr>
+          <w:sz w:val="32"/>
+          <w:szCs w:val="32"/>
+          <w:lang w:val="en-US"/>
+        </w:rPr>
+        <w:t xml:space="preserve"> </w:t>
+      </w:r>
+      <w:proofErr w:type="spellStart"/>
+      <w:r>
+        <w:rPr>
+          <w:sz w:val="32"/>
+          <w:szCs w:val="32"/>
           <w:lang w:val="en-US"/>
         </w:rPr>
         <w:t>tiên</w:t>
@@ -1478,13 +2626,17 @@
       <w:proofErr w:type="spellEnd"/>
       <w:r>
         <w:rPr>
-          <w:lang w:val="en-US"/>
-        </w:rPr>
-        <w:t xml:space="preserve"> </w:t>
-      </w:r>
-      <w:proofErr w:type="spellStart"/>
-      <w:r>
-        <w:rPr>
+          <w:sz w:val="32"/>
+          <w:szCs w:val="32"/>
+          <w:lang w:val="en-US"/>
+        </w:rPr>
+        <w:t xml:space="preserve"> </w:t>
+      </w:r>
+      <w:proofErr w:type="spellStart"/>
+      <w:r>
+        <w:rPr>
+          <w:sz w:val="32"/>
+          <w:szCs w:val="32"/>
           <w:lang w:val="en-US"/>
         </w:rPr>
         <w:t>là</w:t>
@@ -1492,6 +2644,8 @@
       <w:proofErr w:type="spellEnd"/>
       <w:r>
         <w:rPr>
+          <w:sz w:val="32"/>
+          <w:szCs w:val="32"/>
           <w:lang w:val="en-US"/>
         </w:rPr>
         <w:t xml:space="preserve"> US1 -&gt; US2 -&gt; US4A -&gt; US4B</w:t>
@@ -1505,11 +2659,15 @@
           <w:numId w:val="3"/>
         </w:numPr>
         <w:rPr>
+          <w:sz w:val="32"/>
+          <w:szCs w:val="32"/>
           <w:lang w:val="en-US"/>
         </w:rPr>
       </w:pPr>
       <w:r>
         <w:rPr>
+          <w:sz w:val="32"/>
+          <w:szCs w:val="32"/>
           <w:lang w:val="en-US"/>
         </w:rPr>
         <w:t xml:space="preserve">Story </w:t>
@@ -1517,6 +2675,8 @@
       <w:proofErr w:type="spellStart"/>
       <w:r>
         <w:rPr>
+          <w:sz w:val="32"/>
+          <w:szCs w:val="32"/>
           <w:lang w:val="en-US"/>
         </w:rPr>
         <w:t>đứng</w:t>
@@ -1524,13 +2684,17 @@
       <w:proofErr w:type="spellEnd"/>
       <w:r>
         <w:rPr>
-          <w:lang w:val="en-US"/>
-        </w:rPr>
-        <w:t xml:space="preserve"> </w:t>
-      </w:r>
-      <w:proofErr w:type="spellStart"/>
-      <w:r>
-        <w:rPr>
+          <w:sz w:val="32"/>
+          <w:szCs w:val="32"/>
+          <w:lang w:val="en-US"/>
+        </w:rPr>
+        <w:t xml:space="preserve"> </w:t>
+      </w:r>
+      <w:proofErr w:type="spellStart"/>
+      <w:r>
+        <w:rPr>
+          <w:sz w:val="32"/>
+          <w:szCs w:val="32"/>
           <w:lang w:val="en-US"/>
         </w:rPr>
         <w:t>đầu</w:t>
@@ -1538,13 +2702,17 @@
       <w:proofErr w:type="spellEnd"/>
       <w:r>
         <w:rPr>
-          <w:lang w:val="en-US"/>
-        </w:rPr>
-        <w:t xml:space="preserve"> </w:t>
-      </w:r>
-      <w:proofErr w:type="spellStart"/>
-      <w:r>
-        <w:rPr>
+          <w:sz w:val="32"/>
+          <w:szCs w:val="32"/>
+          <w:lang w:val="en-US"/>
+        </w:rPr>
+        <w:t xml:space="preserve"> </w:t>
+      </w:r>
+      <w:proofErr w:type="spellStart"/>
+      <w:r>
+        <w:rPr>
+          <w:sz w:val="32"/>
+          <w:szCs w:val="32"/>
           <w:lang w:val="en-US"/>
         </w:rPr>
         <w:t>cần</w:t>
@@ -1552,13 +2720,17 @@
       <w:proofErr w:type="spellEnd"/>
       <w:r>
         <w:rPr>
-          <w:lang w:val="en-US"/>
-        </w:rPr>
-        <w:t xml:space="preserve"> </w:t>
-      </w:r>
-      <w:proofErr w:type="spellStart"/>
-      <w:r>
-        <w:rPr>
+          <w:sz w:val="32"/>
+          <w:szCs w:val="32"/>
+          <w:lang w:val="en-US"/>
+        </w:rPr>
+        <w:t xml:space="preserve"> </w:t>
+      </w:r>
+      <w:proofErr w:type="spellStart"/>
+      <w:r>
+        <w:rPr>
+          <w:sz w:val="32"/>
+          <w:szCs w:val="32"/>
           <w:lang w:val="en-US"/>
         </w:rPr>
         <w:t>có</w:t>
@@ -1566,48 +2738,224 @@
       <w:proofErr w:type="spellEnd"/>
       <w:r>
         <w:rPr>
-          <w:lang w:val="en-US"/>
-        </w:rPr>
-        <w:t xml:space="preserve"> </w:t>
-      </w:r>
-      <w:proofErr w:type="spellStart"/>
-      <w:r>
-        <w:rPr>
-          <w:lang w:val="en-US"/>
-        </w:rPr>
-        <w:t>mô</w:t>
-      </w:r>
-      <w:proofErr w:type="spellEnd"/>
-      <w:r>
-        <w:rPr>
-          <w:lang w:val="en-US"/>
-        </w:rPr>
-        <w:t xml:space="preserve"> </w:t>
-      </w:r>
-      <w:proofErr w:type="spellStart"/>
-      <w:r>
-        <w:rPr>
-          <w:lang w:val="en-US"/>
-        </w:rPr>
-        <w:t>tả</w:t>
-      </w:r>
-      <w:proofErr w:type="spellEnd"/>
-      <w:r>
-        <w:rPr>
-          <w:lang w:val="en-US"/>
-        </w:rPr>
-        <w:t xml:space="preserve"> chi </w:t>
-      </w:r>
-      <w:proofErr w:type="spellStart"/>
-      <w:r>
-        <w:rPr>
-          <w:lang w:val="en-US"/>
-        </w:rPr>
-        <w:t>tiết</w:t>
-      </w:r>
-      <w:proofErr w:type="spellEnd"/>
-      <w:r>
-        <w:rPr>
+          <w:sz w:val="32"/>
+          <w:szCs w:val="32"/>
+          <w:lang w:val="en-US"/>
+        </w:rPr>
+        <w:t xml:space="preserve"> </w:t>
+      </w:r>
+      <w:r>
+        <w:rPr>
+          <w:sz w:val="32"/>
+          <w:szCs w:val="32"/>
+        </w:rPr>
+        <w:t xml:space="preserve">đủ </w:t>
+      </w:r>
+      <w:proofErr w:type="spellStart"/>
+      <w:r>
+        <w:rPr>
+          <w:sz w:val="32"/>
+          <w:szCs w:val="32"/>
+        </w:rPr>
+        <w:t>acceptance</w:t>
+      </w:r>
+      <w:proofErr w:type="spellEnd"/>
+      <w:r>
+        <w:rPr>
+          <w:sz w:val="32"/>
+          <w:szCs w:val="32"/>
+        </w:rPr>
+        <w:t xml:space="preserve"> </w:t>
+      </w:r>
+      <w:proofErr w:type="spellStart"/>
+      <w:r>
+        <w:rPr>
+          <w:sz w:val="32"/>
+          <w:szCs w:val="32"/>
+        </w:rPr>
+        <w:t>criteria</w:t>
+      </w:r>
+      <w:proofErr w:type="spellEnd"/>
+      <w:r>
+        <w:rPr>
+          <w:sz w:val="32"/>
+          <w:szCs w:val="32"/>
+        </w:rPr>
+        <w:t>/</w:t>
+      </w:r>
+      <w:proofErr w:type="spellStart"/>
+      <w:r>
+        <w:rPr>
+          <w:sz w:val="32"/>
+          <w:szCs w:val="32"/>
+        </w:rPr>
+        <w:t>mockup</w:t>
+      </w:r>
+      <w:proofErr w:type="spellEnd"/>
+      <w:r>
+        <w:rPr>
+          <w:sz w:val="32"/>
+          <w:szCs w:val="32"/>
+        </w:rPr>
+        <w:t xml:space="preserve"> để ước lượng và bắt đầu </w:t>
+      </w:r>
+      <w:proofErr w:type="spellStart"/>
+      <w:r>
+        <w:rPr>
+          <w:sz w:val="32"/>
+          <w:szCs w:val="32"/>
+        </w:rPr>
+        <w:t>code</w:t>
+      </w:r>
+      <w:proofErr w:type="spellEnd"/>
+      <w:r>
+        <w:rPr>
+          <w:sz w:val="32"/>
+          <w:szCs w:val="32"/>
+          <w:lang w:val="en-US"/>
+        </w:rPr>
+        <w:t xml:space="preserve">; </w:t>
+      </w:r>
+      <w:proofErr w:type="spellStart"/>
+      <w:r>
+        <w:rPr>
+          <w:sz w:val="32"/>
+          <w:szCs w:val="32"/>
+          <w:lang w:val="en-US"/>
+        </w:rPr>
+        <w:t>buổi</w:t>
+      </w:r>
+      <w:proofErr w:type="spellEnd"/>
+      <w:r>
+        <w:rPr>
+          <w:sz w:val="32"/>
+          <w:szCs w:val="32"/>
+          <w:lang w:val="en-US"/>
+        </w:rPr>
+        <w:t xml:space="preserve"> Refinement </w:t>
+      </w:r>
+      <w:proofErr w:type="spellStart"/>
+      <w:r>
+        <w:rPr>
+          <w:sz w:val="32"/>
+          <w:szCs w:val="32"/>
+          <w:lang w:val="en-US"/>
+        </w:rPr>
+        <w:t>cần</w:t>
+      </w:r>
+      <w:proofErr w:type="spellEnd"/>
+      <w:r>
+        <w:rPr>
+          <w:sz w:val="32"/>
+          <w:szCs w:val="32"/>
+          <w:lang w:val="en-US"/>
+        </w:rPr>
+        <w:t xml:space="preserve"> </w:t>
+      </w:r>
+      <w:proofErr w:type="spellStart"/>
+      <w:r>
+        <w:rPr>
+          <w:sz w:val="32"/>
+          <w:szCs w:val="32"/>
+          <w:lang w:val="en-US"/>
+        </w:rPr>
+        <w:t>đáp</w:t>
+      </w:r>
+      <w:proofErr w:type="spellEnd"/>
+      <w:r>
+        <w:rPr>
+          <w:sz w:val="32"/>
+          <w:szCs w:val="32"/>
+          <w:lang w:val="en-US"/>
+        </w:rPr>
+        <w:t xml:space="preserve"> </w:t>
+      </w:r>
+      <w:proofErr w:type="spellStart"/>
+      <w:r>
+        <w:rPr>
+          <w:sz w:val="32"/>
+          <w:szCs w:val="32"/>
+          <w:lang w:val="en-US"/>
+        </w:rPr>
+        <w:t>ứng</w:t>
+      </w:r>
+      <w:proofErr w:type="spellEnd"/>
+      <w:r>
+        <w:rPr>
+          <w:sz w:val="32"/>
+          <w:szCs w:val="32"/>
+          <w:lang w:val="en-US"/>
+        </w:rPr>
+        <w:t xml:space="preserve"> </w:t>
+      </w:r>
+      <w:proofErr w:type="spellStart"/>
+      <w:r>
+        <w:rPr>
+          <w:sz w:val="32"/>
+          <w:szCs w:val="32"/>
+          <w:lang w:val="en-US"/>
+        </w:rPr>
+        <w:t>tiêu</w:t>
+      </w:r>
+      <w:proofErr w:type="spellEnd"/>
+      <w:r>
+        <w:rPr>
+          <w:sz w:val="32"/>
+          <w:szCs w:val="32"/>
+          <w:lang w:val="en-US"/>
+        </w:rPr>
+        <w:t xml:space="preserve"> </w:t>
+      </w:r>
+      <w:proofErr w:type="spellStart"/>
+      <w:r>
+        <w:rPr>
+          <w:sz w:val="32"/>
+          <w:szCs w:val="32"/>
+          <w:lang w:val="en-US"/>
+        </w:rPr>
+        <w:t>chí</w:t>
+      </w:r>
+      <w:proofErr w:type="spellEnd"/>
+      <w:r>
+        <w:rPr>
+          <w:sz w:val="32"/>
+          <w:szCs w:val="32"/>
+          <w:lang w:val="en-US"/>
+        </w:rPr>
+        <w:t xml:space="preserve"> </w:t>
+      </w:r>
+      <w:proofErr w:type="spellStart"/>
+      <w:r>
+        <w:rPr>
+          <w:sz w:val="32"/>
+          <w:szCs w:val="32"/>
+          <w:lang w:val="en-US"/>
+        </w:rPr>
+        <w:t>chấp</w:t>
+      </w:r>
+      <w:proofErr w:type="spellEnd"/>
+      <w:r>
+        <w:rPr>
+          <w:sz w:val="32"/>
+          <w:szCs w:val="32"/>
+          <w:lang w:val="en-US"/>
+        </w:rPr>
+        <w:t xml:space="preserve"> </w:t>
+      </w:r>
+      <w:proofErr w:type="spellStart"/>
+      <w:r>
+        <w:rPr>
+          <w:sz w:val="32"/>
+          <w:szCs w:val="32"/>
+          <w:lang w:val="en-US"/>
+        </w:rPr>
+        <w:t>nhận</w:t>
+      </w:r>
+      <w:proofErr w:type="spellEnd"/>
+      <w:r>
+        <w:rPr>
+          <w:sz w:val="32"/>
+          <w:szCs w:val="32"/>
           <w:lang w:val="en-US"/>
         </w:rPr>
         <w:t xml:space="preserve">, </w:t>
@@ -1615,27 +2963,53 @@
       <w:proofErr w:type="spellStart"/>
       <w:r>
         <w:rPr>
-          <w:lang w:val="en-US"/>
-        </w:rPr>
-        <w:t>rõ</w:t>
-      </w:r>
-      <w:proofErr w:type="spellEnd"/>
-      <w:r>
-        <w:rPr>
-          <w:lang w:val="en-US"/>
-        </w:rPr>
-        <w:t xml:space="preserve"> </w:t>
-      </w:r>
-      <w:proofErr w:type="spellStart"/>
-      <w:r>
-        <w:rPr>
-          <w:lang w:val="en-US"/>
-        </w:rPr>
-        <w:t>ràng</w:t>
-      </w:r>
-      <w:proofErr w:type="spellEnd"/>
-      <w:r>
-        <w:rPr>
+          <w:sz w:val="32"/>
+          <w:szCs w:val="32"/>
+          <w:lang w:val="en-US"/>
+        </w:rPr>
+        <w:t>ước</w:t>
+      </w:r>
+      <w:proofErr w:type="spellEnd"/>
+      <w:r>
+        <w:rPr>
+          <w:sz w:val="32"/>
+          <w:szCs w:val="32"/>
+          <w:lang w:val="en-US"/>
+        </w:rPr>
+        <w:t xml:space="preserve"> </w:t>
+      </w:r>
+      <w:proofErr w:type="spellStart"/>
+      <w:r>
+        <w:rPr>
+          <w:sz w:val="32"/>
+          <w:szCs w:val="32"/>
+          <w:lang w:val="en-US"/>
+        </w:rPr>
+        <w:t>lượng</w:t>
+      </w:r>
+      <w:proofErr w:type="spellEnd"/>
+      <w:r>
+        <w:rPr>
+          <w:sz w:val="32"/>
+          <w:szCs w:val="32"/>
+          <w:lang w:val="en-US"/>
+        </w:rPr>
+        <w:t xml:space="preserve"> </w:t>
+      </w:r>
+      <w:proofErr w:type="spellStart"/>
+      <w:r>
+        <w:rPr>
+          <w:sz w:val="32"/>
+          <w:szCs w:val="32"/>
+          <w:lang w:val="en-US"/>
+        </w:rPr>
+        <w:t>được</w:t>
+      </w:r>
+      <w:proofErr w:type="spellEnd"/>
+      <w:r>
+        <w:rPr>
+          <w:sz w:val="32"/>
+          <w:szCs w:val="32"/>
           <w:lang w:val="en-US"/>
         </w:rPr>
         <w:t xml:space="preserve">, </w:t>
@@ -1643,246 +3017,8 @@
       <w:proofErr w:type="spellStart"/>
       <w:r>
         <w:rPr>
-          <w:lang w:val="en-US"/>
-        </w:rPr>
-        <w:t>có</w:t>
-      </w:r>
-      <w:proofErr w:type="spellEnd"/>
-      <w:r>
-        <w:rPr>
-          <w:lang w:val="en-US"/>
-        </w:rPr>
-        <w:t xml:space="preserve"> </w:t>
-      </w:r>
-      <w:proofErr w:type="spellStart"/>
-      <w:r>
-        <w:rPr>
-          <w:lang w:val="en-US"/>
-        </w:rPr>
-        <w:t>thể</w:t>
-      </w:r>
-      <w:proofErr w:type="spellEnd"/>
-      <w:r>
-        <w:rPr>
-          <w:lang w:val="en-US"/>
-        </w:rPr>
-        <w:t xml:space="preserve"> </w:t>
-      </w:r>
-      <w:proofErr w:type="spellStart"/>
-      <w:r>
-        <w:rPr>
-          <w:lang w:val="en-US"/>
-        </w:rPr>
-        <w:t>ước</w:t>
-      </w:r>
-      <w:proofErr w:type="spellEnd"/>
-      <w:r>
-        <w:rPr>
-          <w:lang w:val="en-US"/>
-        </w:rPr>
-        <w:t xml:space="preserve"> </w:t>
-      </w:r>
-      <w:proofErr w:type="spellStart"/>
-      <w:r>
-        <w:rPr>
-          <w:lang w:val="en-US"/>
-        </w:rPr>
-        <w:t>lượng</w:t>
-      </w:r>
-      <w:proofErr w:type="spellEnd"/>
-      <w:r>
-        <w:rPr>
-          <w:lang w:val="en-US"/>
-        </w:rPr>
-        <w:t xml:space="preserve">, </w:t>
-      </w:r>
-      <w:proofErr w:type="spellStart"/>
-      <w:r>
-        <w:rPr>
-          <w:lang w:val="en-US"/>
-        </w:rPr>
-        <w:t>luôn</w:t>
-      </w:r>
-      <w:proofErr w:type="spellEnd"/>
-      <w:r>
-        <w:rPr>
-          <w:lang w:val="en-US"/>
-        </w:rPr>
-        <w:t xml:space="preserve"> </w:t>
-      </w:r>
-      <w:proofErr w:type="spellStart"/>
-      <w:r>
-        <w:rPr>
-          <w:lang w:val="en-US"/>
-        </w:rPr>
-        <w:t>tiến</w:t>
-      </w:r>
-      <w:proofErr w:type="spellEnd"/>
-      <w:r>
-        <w:rPr>
-          <w:lang w:val="en-US"/>
-        </w:rPr>
-        <w:t xml:space="preserve"> </w:t>
-      </w:r>
-      <w:proofErr w:type="spellStart"/>
-      <w:r>
-        <w:rPr>
-          <w:lang w:val="en-US"/>
-        </w:rPr>
-        <w:t>hóa</w:t>
-      </w:r>
-      <w:proofErr w:type="spellEnd"/>
-      <w:r>
-        <w:rPr>
-          <w:lang w:val="en-US"/>
-        </w:rPr>
-        <w:t xml:space="preserve"> </w:t>
-      </w:r>
-      <w:proofErr w:type="spellStart"/>
-      <w:r>
-        <w:rPr>
-          <w:lang w:val="en-US"/>
-        </w:rPr>
-        <w:t>và</w:t>
-      </w:r>
-      <w:proofErr w:type="spellEnd"/>
-      <w:r>
-        <w:rPr>
-          <w:lang w:val="en-US"/>
-        </w:rPr>
-        <w:t xml:space="preserve"> </w:t>
-      </w:r>
-      <w:proofErr w:type="spellStart"/>
-      <w:r>
-        <w:rPr>
-          <w:lang w:val="en-US"/>
-        </w:rPr>
-        <w:t>có</w:t>
-      </w:r>
-      <w:proofErr w:type="spellEnd"/>
-      <w:r>
-        <w:rPr>
-          <w:lang w:val="en-US"/>
-        </w:rPr>
-        <w:t xml:space="preserve"> </w:t>
-      </w:r>
-      <w:proofErr w:type="spellStart"/>
-      <w:r>
-        <w:rPr>
-          <w:lang w:val="en-US"/>
-        </w:rPr>
-        <w:t>sự</w:t>
-      </w:r>
-      <w:proofErr w:type="spellEnd"/>
-      <w:r>
-        <w:rPr>
-          <w:lang w:val="en-US"/>
-        </w:rPr>
-        <w:t xml:space="preserve"> </w:t>
-      </w:r>
-      <w:proofErr w:type="spellStart"/>
-      <w:r>
-        <w:rPr>
-          <w:lang w:val="en-US"/>
-        </w:rPr>
-        <w:t>ưu</w:t>
-      </w:r>
-      <w:proofErr w:type="spellEnd"/>
-      <w:r>
-        <w:rPr>
-          <w:lang w:val="en-US"/>
-        </w:rPr>
-        <w:t xml:space="preserve"> </w:t>
-      </w:r>
-      <w:proofErr w:type="spellStart"/>
-      <w:r>
-        <w:rPr>
-          <w:lang w:val="en-US"/>
-        </w:rPr>
-        <w:t>tiên</w:t>
-      </w:r>
-      <w:proofErr w:type="spellEnd"/>
-    </w:p>
-    <w:p>
-      <w:pPr>
-        <w:pStyle w:val="ListParagraph"/>
-        <w:rPr>
-          <w:lang w:val="en-US"/>
-        </w:rPr>
-      </w:pPr>
-      <w:proofErr w:type="spellStart"/>
-      <w:r>
-        <w:rPr>
-          <w:lang w:val="en-US"/>
-        </w:rPr>
-        <w:t>Cần</w:t>
-      </w:r>
-      <w:proofErr w:type="spellEnd"/>
-      <w:r>
-        <w:rPr>
-          <w:lang w:val="en-US"/>
-        </w:rPr>
-        <w:t xml:space="preserve"> </w:t>
-      </w:r>
-      <w:proofErr w:type="spellStart"/>
-      <w:r>
-        <w:rPr>
-          <w:lang w:val="en-US"/>
-        </w:rPr>
-        <w:t>xem</w:t>
-      </w:r>
-      <w:proofErr w:type="spellEnd"/>
-      <w:r>
-        <w:rPr>
-          <w:lang w:val="en-US"/>
-        </w:rPr>
-        <w:t xml:space="preserve"> </w:t>
-      </w:r>
-      <w:proofErr w:type="spellStart"/>
-      <w:r>
-        <w:rPr>
-          <w:lang w:val="en-US"/>
-        </w:rPr>
-        <w:t>lại</w:t>
-      </w:r>
-      <w:proofErr w:type="spellEnd"/>
-      <w:r>
-        <w:rPr>
-          <w:lang w:val="en-US"/>
-        </w:rPr>
-        <w:t xml:space="preserve"> </w:t>
-      </w:r>
-      <w:proofErr w:type="spellStart"/>
-      <w:r>
-        <w:rPr>
-          <w:lang w:val="en-US"/>
-        </w:rPr>
-        <w:t>đáp</w:t>
-      </w:r>
-      <w:proofErr w:type="spellEnd"/>
-      <w:r>
-        <w:rPr>
-          <w:lang w:val="en-US"/>
-        </w:rPr>
-        <w:t xml:space="preserve"> </w:t>
-      </w:r>
-      <w:proofErr w:type="spellStart"/>
-      <w:r>
-        <w:rPr>
-          <w:lang w:val="en-US"/>
-        </w:rPr>
-        <w:t>ứng</w:t>
-      </w:r>
-      <w:proofErr w:type="spellEnd"/>
-      <w:r>
-        <w:rPr>
-          <w:lang w:val="en-US"/>
-        </w:rPr>
-        <w:t xml:space="preserve"> </w:t>
-      </w:r>
-      <w:proofErr w:type="spellStart"/>
-      <w:r>
-        <w:rPr>
+          <w:sz w:val="32"/>
+          <w:szCs w:val="32"/>
           <w:lang w:val="en-US"/>
         </w:rPr>
         <w:t>đủ</w:t>
@@ -1890,51 +3026,151 @@
       <w:proofErr w:type="spellEnd"/>
       <w:r>
         <w:rPr>
-          <w:lang w:val="en-US"/>
-        </w:rPr>
-        <w:t xml:space="preserve"> 4 </w:t>
-      </w:r>
-      <w:proofErr w:type="spellStart"/>
-      <w:r>
-        <w:rPr>
-          <w:lang w:val="en-US"/>
-        </w:rPr>
-        <w:t>tiêu</w:t>
-      </w:r>
-      <w:proofErr w:type="spellEnd"/>
-      <w:r>
-        <w:rPr>
-          <w:lang w:val="en-US"/>
-        </w:rPr>
-        <w:t xml:space="preserve"> </w:t>
-      </w:r>
-      <w:proofErr w:type="spellStart"/>
-      <w:r>
-        <w:rPr>
-          <w:lang w:val="en-US"/>
-        </w:rPr>
-        <w:t>chí</w:t>
-      </w:r>
-      <w:proofErr w:type="spellEnd"/>
-      <w:r>
-        <w:rPr>
-          <w:lang w:val="en-US"/>
-        </w:rPr>
-        <w:t xml:space="preserve"> </w:t>
-      </w:r>
-      <w:proofErr w:type="spellStart"/>
-      <w:r>
-        <w:rPr>
-          <w:lang w:val="en-US"/>
-        </w:rPr>
-        <w:t>trong</w:t>
-      </w:r>
-      <w:proofErr w:type="spellEnd"/>
-      <w:r>
-        <w:rPr>
-          <w:lang w:val="en-US"/>
-        </w:rPr>
-        <w:t xml:space="preserve"> DEEP</w:t>
+          <w:sz w:val="32"/>
+          <w:szCs w:val="32"/>
+          <w:lang w:val="en-US"/>
+        </w:rPr>
+        <w:t xml:space="preserve"> </w:t>
+      </w:r>
+      <w:proofErr w:type="spellStart"/>
+      <w:r>
+        <w:rPr>
+          <w:sz w:val="32"/>
+          <w:szCs w:val="32"/>
+          <w:lang w:val="en-US"/>
+        </w:rPr>
+        <w:t>nhỏ</w:t>
+      </w:r>
+      <w:proofErr w:type="spellEnd"/>
+      <w:r>
+        <w:rPr>
+          <w:sz w:val="32"/>
+          <w:szCs w:val="32"/>
+          <w:lang w:val="en-US"/>
+        </w:rPr>
+        <w:t xml:space="preserve"> </w:t>
+      </w:r>
+      <w:proofErr w:type="spellStart"/>
+      <w:r>
+        <w:rPr>
+          <w:sz w:val="32"/>
+          <w:szCs w:val="32"/>
+          <w:lang w:val="en-US"/>
+        </w:rPr>
+        <w:t>để</w:t>
+      </w:r>
+      <w:proofErr w:type="spellEnd"/>
+      <w:r>
+        <w:rPr>
+          <w:sz w:val="32"/>
+          <w:szCs w:val="32"/>
+          <w:lang w:val="en-US"/>
+        </w:rPr>
+        <w:t xml:space="preserve"> </w:t>
+      </w:r>
+      <w:proofErr w:type="spellStart"/>
+      <w:r>
+        <w:rPr>
+          <w:sz w:val="32"/>
+          <w:szCs w:val="32"/>
+          <w:lang w:val="en-US"/>
+        </w:rPr>
+        <w:t>đưa</w:t>
+      </w:r>
+      <w:proofErr w:type="spellEnd"/>
+      <w:r>
+        <w:rPr>
+          <w:sz w:val="32"/>
+          <w:szCs w:val="32"/>
+          <w:lang w:val="en-US"/>
+        </w:rPr>
+        <w:t xml:space="preserve"> </w:t>
+      </w:r>
+      <w:proofErr w:type="spellStart"/>
+      <w:r>
+        <w:rPr>
+          <w:sz w:val="32"/>
+          <w:szCs w:val="32"/>
+          <w:lang w:val="en-US"/>
+        </w:rPr>
+        <w:t>vào</w:t>
+      </w:r>
+      <w:proofErr w:type="spellEnd"/>
+      <w:r>
+        <w:rPr>
+          <w:sz w:val="32"/>
+          <w:szCs w:val="32"/>
+          <w:lang w:val="en-US"/>
+        </w:rPr>
+        <w:t xml:space="preserve"> </w:t>
+      </w:r>
+      <w:proofErr w:type="spellStart"/>
+      <w:r>
+        <w:rPr>
+          <w:sz w:val="32"/>
+          <w:szCs w:val="32"/>
+          <w:lang w:val="en-US"/>
+        </w:rPr>
+        <w:t>một</w:t>
+      </w:r>
+      <w:proofErr w:type="spellEnd"/>
+      <w:r>
+        <w:rPr>
+          <w:sz w:val="32"/>
+          <w:szCs w:val="32"/>
+          <w:lang w:val="en-US"/>
+        </w:rPr>
+        <w:t xml:space="preserve"> sprint, </w:t>
+      </w:r>
+      <w:proofErr w:type="spellStart"/>
+      <w:r>
+        <w:rPr>
+          <w:sz w:val="32"/>
+          <w:szCs w:val="32"/>
+          <w:lang w:val="en-US"/>
+        </w:rPr>
+        <w:t>đạt</w:t>
+      </w:r>
+      <w:proofErr w:type="spellEnd"/>
+      <w:r>
+        <w:rPr>
+          <w:sz w:val="32"/>
+          <w:szCs w:val="32"/>
+          <w:lang w:val="en-US"/>
+        </w:rPr>
+        <w:t xml:space="preserve"> </w:t>
+      </w:r>
+      <w:proofErr w:type="spellStart"/>
+      <w:r>
+        <w:rPr>
+          <w:sz w:val="32"/>
+          <w:szCs w:val="32"/>
+        </w:rPr>
+        <w:t>Definition</w:t>
+      </w:r>
+      <w:proofErr w:type="spellEnd"/>
+      <w:r>
+        <w:rPr>
+          <w:sz w:val="32"/>
+          <w:szCs w:val="32"/>
+        </w:rPr>
+        <w:t xml:space="preserve"> of </w:t>
+      </w:r>
+      <w:proofErr w:type="spellStart"/>
+      <w:r>
+        <w:rPr>
+          <w:sz w:val="32"/>
+          <w:szCs w:val="32"/>
+        </w:rPr>
+        <w:t>Ready</w:t>
+      </w:r>
+      <w:proofErr w:type="spellEnd"/>
+      <w:r>
+        <w:rPr>
+          <w:sz w:val="32"/>
+          <w:szCs w:val="32"/>
+        </w:rPr>
+        <w:t> </w:t>
       </w:r>
     </w:p>
     <w:sectPr>
@@ -2039,6 +3275,119 @@
     </w:lvl>
   </w:abstractNum>
   <w:abstractNum w:abstractNumId="1" w15:restartNumberingAfterBreak="0">
+    <w:nsid w:val="23327415"/>
+    <w:multiLevelType w:val="hybridMultilevel"/>
+    <w:tmpl w:val="3AE61D3A"/>
+    <w:lvl w:ilvl="0" w:tplc="042A0001">
+      <w:start w:val="1"/>
+      <w:numFmt w:val="bullet"/>
+      <w:lvlText w:val=""/>
+      <w:lvlJc w:val="left"/>
+      <w:pPr>
+        <w:ind w:left="720" w:hanging="360"/>
+      </w:pPr>
+      <w:rPr>
+        <w:rFonts w:ascii="Symbol" w:hAnsi="Symbol" w:hint="default"/>
+      </w:rPr>
+    </w:lvl>
+    <w:lvl w:ilvl="1" w:tplc="042A0003" w:tentative="1">
+      <w:start w:val="1"/>
+      <w:numFmt w:val="bullet"/>
+      <w:lvlText w:val="o"/>
+      <w:lvlJc w:val="left"/>
+      <w:pPr>
+        <w:ind w:left="1440" w:hanging="360"/>
+      </w:pPr>
+      <w:rPr>
+        <w:rFonts w:ascii="Courier New" w:hAnsi="Courier New" w:cs="Courier New" w:hint="default"/>
+      </w:rPr>
+    </w:lvl>
+    <w:lvl w:ilvl="2" w:tplc="042A0005" w:tentative="1">
+      <w:start w:val="1"/>
+      <w:numFmt w:val="bullet"/>
+      <w:lvlText w:val=""/>
+      <w:lvlJc w:val="left"/>
+      <w:pPr>
+        <w:ind w:left="2160" w:hanging="360"/>
+      </w:pPr>
+      <w:rPr>
+        <w:rFonts w:ascii="Wingdings" w:hAnsi="Wingdings" w:hint="default"/>
+      </w:rPr>
+    </w:lvl>
+    <w:lvl w:ilvl="3" w:tplc="042A0001" w:tentative="1">
+      <w:start w:val="1"/>
+      <w:numFmt w:val="bullet"/>
+      <w:lvlText w:val=""/>
+      <w:lvlJc w:val="left"/>
+      <w:pPr>
+        <w:ind w:left="2880" w:hanging="360"/>
+      </w:pPr>
+      <w:rPr>
+        <w:rFonts w:ascii="Symbol" w:hAnsi="Symbol" w:hint="default"/>
+      </w:rPr>
+    </w:lvl>
+    <w:lvl w:ilvl="4" w:tplc="042A0003" w:tentative="1">
+      <w:start w:val="1"/>
+      <w:numFmt w:val="bullet"/>
+      <w:lvlText w:val="o"/>
+      <w:lvlJc w:val="left"/>
+      <w:pPr>
+        <w:ind w:left="3600" w:hanging="360"/>
+      </w:pPr>
+      <w:rPr>
+        <w:rFonts w:ascii="Courier New" w:hAnsi="Courier New" w:cs="Courier New" w:hint="default"/>
+      </w:rPr>
+    </w:lvl>
+    <w:lvl w:ilvl="5" w:tplc="042A0005" w:tentative="1">
+      <w:start w:val="1"/>
+      <w:numFmt w:val="bullet"/>
+      <w:lvlText w:val=""/>
+      <w:lvlJc w:val="left"/>
+      <w:pPr>
+        <w:ind w:left="4320" w:hanging="360"/>
+      </w:pPr>
+      <w:rPr>
+        <w:rFonts w:ascii="Wingdings" w:hAnsi="Wingdings" w:hint="default"/>
+      </w:rPr>
+    </w:lvl>
+    <w:lvl w:ilvl="6" w:tplc="042A0001" w:tentative="1">
+      <w:start w:val="1"/>
+      <w:numFmt w:val="bullet"/>
+      <w:lvlText w:val=""/>
+      <w:lvlJc w:val="left"/>
+      <w:pPr>
+        <w:ind w:left="5040" w:hanging="360"/>
+      </w:pPr>
+      <w:rPr>
+        <w:rFonts w:ascii="Symbol" w:hAnsi="Symbol" w:hint="default"/>
+      </w:rPr>
+    </w:lvl>
+    <w:lvl w:ilvl="7" w:tplc="042A0003" w:tentative="1">
+      <w:start w:val="1"/>
+      <w:numFmt w:val="bullet"/>
+      <w:lvlText w:val="o"/>
+      <w:lvlJc w:val="left"/>
+      <w:pPr>
+        <w:ind w:left="5760" w:hanging="360"/>
+      </w:pPr>
+      <w:rPr>
+        <w:rFonts w:ascii="Courier New" w:hAnsi="Courier New" w:cs="Courier New" w:hint="default"/>
+      </w:rPr>
+    </w:lvl>
+    <w:lvl w:ilvl="8" w:tplc="042A0005" w:tentative="1">
+      <w:start w:val="1"/>
+      <w:numFmt w:val="bullet"/>
+      <w:lvlText w:val=""/>
+      <w:lvlJc w:val="left"/>
+      <w:pPr>
+        <w:ind w:left="6480" w:hanging="360"/>
+      </w:pPr>
+      <w:rPr>
+        <w:rFonts w:ascii="Wingdings" w:hAnsi="Wingdings" w:hint="default"/>
+      </w:rPr>
+    </w:lvl>
+  </w:abstractNum>
+  <w:abstractNum w:abstractNumId="2" w15:restartNumberingAfterBreak="0">
     <w:nsid w:val="4EF83657"/>
     <w:multiLevelType w:val="hybridMultilevel"/>
     <w:tmpl w:val="EA960576"/>
@@ -2151,7 +3500,7 @@
       </w:rPr>
     </w:lvl>
   </w:abstractNum>
-  <w:abstractNum w:abstractNumId="2" w15:restartNumberingAfterBreak="0">
+  <w:abstractNum w:abstractNumId="3" w15:restartNumberingAfterBreak="0">
     <w:nsid w:val="54D25144"/>
     <w:multiLevelType w:val="hybridMultilevel"/>
     <w:tmpl w:val="E12856A4"/>
@@ -2241,10 +3590,13 @@
     <w:abstractNumId w:val="0"/>
   </w:num>
   <w:num w:numId="2" w16cid:durableId="150800489">
-    <w:abstractNumId w:val="1"/>
+    <w:abstractNumId w:val="2"/>
   </w:num>
   <w:num w:numId="3" w16cid:durableId="1295677910">
-    <w:abstractNumId w:val="2"/>
+    <w:abstractNumId w:val="3"/>
+  </w:num>
+  <w:num w:numId="4" w16cid:durableId="365521557">
+    <w:abstractNumId w:val="1"/>
   </w:num>
 </w:numbering>
 </file>
@@ -3173,6 +4525,22 @@
       <w:spacing w:after="0" w:line="240" w:lineRule="auto"/>
     </w:pPr>
   </w:style>
+  <w:style w:type="paragraph" w:styleId="NormalWeb">
+    <w:name w:val="Normal (Web)"/>
+    <w:basedOn w:val="Normal"/>
+    <w:uiPriority w:val="99"/>
+    <w:semiHidden/>
+    <w:unhideWhenUsed/>
+    <w:rsid w:val="00491E46"/>
+    <w:pPr>
+      <w:spacing w:before="100" w:beforeAutospacing="1" w:after="100" w:afterAutospacing="1" w:line="240" w:lineRule="auto"/>
+    </w:pPr>
+    <w:rPr>
+      <w:rFonts w:ascii="Times New Roman" w:eastAsia="Times New Roman" w:hAnsi="Times New Roman" w:cs="Times New Roman"/>
+      <w:lang w:eastAsia="vi-VN"/>
+      <w14:ligatures w14:val="none"/>
+    </w:rPr>
+  </w:style>
 </w:styles>
 </file>
 
